--- a/courts/seventh-circuit/illinois/state/appellate-court/opening-brief/usage/OUTPUT-opening-brief.docx
+++ b/courts/seventh-circuit/illinois/state/appellate-court/opening-brief/usage/OUTPUT-opening-brief.docx
@@ -10859,13 +10859,7 @@
         <w:t xml:space="preserve"> </w:t>
       </w:r>
       <w:r>
-        <w:t xml:space="preserve">at ¶¶ 48</w:t>
-      </w:r>
-      <w:r>
-        <w:noBreakHyphen/>
-      </w:r>
-      <w:r>
-        <w:t xml:space="preserve">49. As our Supreme Court explained:</w:t>
+        <w:t xml:space="preserve">at ¶¶ 48-⁠49. As our Supreme Court explained:</w:t>
       </w:r>
     </w:p>
     <w:p>
@@ -11024,13 +11018,7 @@
         <w:t xml:space="preserve"> </w:t>
       </w:r>
       <w:r>
-        <w:t xml:space="preserve">at ¶¶ 53</w:t>
-      </w:r>
-      <w:r>
-        <w:noBreakHyphen/>
-      </w:r>
-      <w:r>
-        <w:t xml:space="preserve">55. The</w:t>
+        <w:t xml:space="preserve">at ¶¶ 53-⁠55. The</w:t>
       </w:r>
       <w:r>
         <w:t xml:space="preserve"> </w:t>
@@ -11262,13 +11250,7 @@
         <w:t xml:space="preserve">See, Stapinski</w:t>
       </w:r>
       <w:r>
-        <w:t xml:space="preserve">, 2015 IL 118278, ¶¶ 38</w:t>
-      </w:r>
-      <w:r>
-        <w:noBreakHyphen/>
-      </w:r>
-      <w:r>
-        <w:t xml:space="preserve">49.</w:t>
+        <w:t xml:space="preserve">, 2015 IL 118278, ¶¶ 38-⁠49.</w:t>
       </w:r>
       <w:r>
         <w:rPr>
@@ -16884,13 +16866,7 @@
         <w:t xml:space="preserve">See In re Appointment of Special Prosecutor</w:t>
       </w:r>
       <w:r>
-        <w:t xml:space="preserve">, 2019 IL App (1st) 173173, ¶¶ 23</w:t>
-      </w:r>
-      <w:r>
-        <w:noBreakHyphen/>
-      </w:r>
-      <w:r>
-        <w:t xml:space="preserve">30.</w:t>
+        <w:t xml:space="preserve">, 2019 IL App (1st) 173173, ¶¶ 23-⁠30.</w:t>
       </w:r>
       <w:r>
         <w:t xml:space="preserve"> </w:t>
@@ -19106,7 +19082,7 @@
         <w:pStyle w:val="BodyText"/>
       </w:pPr>
       <w:r>
-        <w:t xml:space="preserve">Similarly, Illinois Supreme Court Rule 63A(9) (Canon 3 of the Code of Judicial Conduct) provides that “[a] judge shall perform judicial duties without bias or prejudice. A judge shall not, in the performance of judicial duties, by words or conduct manifest bias or prejudice.” Supreme Court Rule 63C(1)⁠(a) further provides that “[a] judge shall disqualify himself or herself in a proceeding in which the judge’s impartiality might reasonably be questioned, including but not limited to instances where . . . the judge has a personal bias or prejudice concerning a party.”</w:t>
+        <w:t xml:space="preserve">Similarly, Illinois Supreme Court Rule 63A(9) (Canon 3 of the Code of Judicial Conduct) provides that “[a] judge shall perform judicial duties without bias or prejudice. A judge shall not, in the performance of judicial duties, by words or conduct manifest bias or prejudice.” Supreme Court Rule 63C(1)⁠(a) further provides that “[a] judge shall disqualify himself or herself in a proceeding in which the judge’s impartiality might reasonably be questioned, including but not limited to instances where . . . the judge has a personal bias or prejudice concerning a party.”</w:t>
       </w:r>
       <w:r>
         <w:t xml:space="preserve"> </w:t>
@@ -27089,13 +27065,7 @@
         <w:t xml:space="preserve">People v. Brown</w:t>
       </w:r>
       <w:r>
-        <w:t xml:space="preserve">, 2015 IL App (1st) 130048, ¶¶ 41</w:t>
-      </w:r>
-      <w:r>
-        <w:noBreakHyphen/>
-      </w:r>
-      <w:r>
-        <w:t xml:space="preserve">42 (2015).</w:t>
+        <w:t xml:space="preserve">, 2015 IL App (1st) 130048, ¶¶ 41-⁠42 (2015).</w:t>
       </w:r>
     </w:p>
     <w:p>
@@ -27178,13 +27148,7 @@
         <w:t xml:space="preserve">Brown</w:t>
       </w:r>
       <w:r>
-        <w:t xml:space="preserve">, 2015 IL App (1st) 130048, ¶¶ 41</w:t>
-      </w:r>
-      <w:r>
-        <w:noBreakHyphen/>
-      </w:r>
-      <w:r>
-        <w:t xml:space="preserve">42. A reviewing court has the power to reduce any imposed sentence if the reviewing court determines that the sentence was an abuse of the trial court’s discretion.</w:t>
+        <w:t xml:space="preserve">, 2015 IL App (1st) 130048, ¶¶ 41-⁠42. A reviewing court has the power to reduce any imposed sentence if the reviewing court determines that the sentence was an abuse of the trial court’s discretion.</w:t>
       </w:r>
       <w:r>
         <w:t xml:space="preserve"> </w:t>
@@ -28882,13 +28846,7 @@
         <w:t xml:space="preserve">People v. Wiggins</w:t>
       </w:r>
       <w:r>
-        <w:t xml:space="preserve">, 2015 IL App (1st) 133033, ¶¶ 43</w:t>
-      </w:r>
-      <w:r>
-        <w:noBreakHyphen/>
-      </w:r>
-      <w:r>
-        <w:t xml:space="preserve">46. Prejudicial denials of due process are reviewed de novo.</w:t>
+        <w:t xml:space="preserve">, 2015 IL App (1st) 133033, ¶¶ 43-⁠46. Prejudicial denials of due process are reviewed de novo.</w:t>
       </w:r>
       <w:r>
         <w:t xml:space="preserve"> </w:t>
@@ -28976,13 +28934,7 @@
         <w:t xml:space="preserve">People v. Edwards</w:t>
       </w:r>
       <w:r>
-        <w:t xml:space="preserve">, 2021 IL App (1st) 200192, ¶¶ 57</w:t>
-      </w:r>
-      <w:r>
-        <w:noBreakHyphen/>
-      </w:r>
-      <w:r>
-        <w:t xml:space="preserve">59.</w:t>
+        <w:t xml:space="preserve">, 2021 IL App (1st) 200192, ¶¶ 57-⁠59.</w:t>
       </w:r>
       <w:r>
         <w:t xml:space="preserve"> </w:t>
@@ -29008,13 +28960,7 @@
         <w:t xml:space="preserve">Wiggins</w:t>
       </w:r>
       <w:r>
-        <w:t xml:space="preserve">, 2015 IL App (1st) 133033, ¶¶ 43</w:t>
-      </w:r>
-      <w:r>
-        <w:noBreakHyphen/>
-      </w:r>
-      <w:r>
-        <w:t xml:space="preserve">50. However, a verdict will only be disturbed upon showing that the comments constituted a material factor in the conviction or there is prejudice to the defendant from the comments.</w:t>
+        <w:t xml:space="preserve">, 2015 IL App (1st) 133033, ¶¶ 43-⁠50. However, a verdict will only be disturbed upon showing that the comments constituted a material factor in the conviction or there is prejudice to the defendant from the comments.</w:t>
       </w:r>
       <w:r>
         <w:t xml:space="preserve"> </w:t>
@@ -37211,7 +37157,7 @@
         <w:t xml:space="preserve"> </w:t>
       </w:r>
       <w:r>
-        <w:t xml:space="preserve">ruling applied to all pre-trial agreements when the dissent stated, “the majority paints with too broad a brush when it says that the prosecution must honor the terms of all agreements made with defendants.”</w:t>
+        <w:t xml:space="preserve">ruling applied to all pre-⁠trial agreements when the dissent stated, “the majority paints with too broad a brush when it says that the prosecution must honor the terms of all agreements made with defendants.”</w:t>
       </w:r>
       <w:r>
         <w:t xml:space="preserve"> </w:t>
@@ -37422,7 +37368,7 @@
         <w:noBreakHyphen/>
       </w:r>
       <w:r>
-        <w:t xml:space="preserve">49 (1943) (“[C]riminal punishment . . . subject[s] the defendant to ’jeopardy’ within the constitutional meaning.”). The Illinois Supreme Court has recognized that double punishment is distinct from the other double jeopardy protections.</w:t>
+        <w:t xml:space="preserve">49 (1943) (“[C]riminal punishment . . . subject[s] the defendant to ’jeopardy’ within the constitutional meaning.”). The Illinois Supreme Court has recognized that double punishment is distinct from the other double jeopardy protections.</w:t>
       </w:r>
       <w:r>
         <w:t xml:space="preserve"> </w:t>
@@ -37554,7 +37500,7 @@
         <w:t xml:space="preserve"> </w:t>
       </w:r>
       <w:r>
-        <w:t xml:space="preserve">https://www nbcchicago.com/​news/​local/​charlatan-who-fomented-a-hoax-read-judges-full-ruling-on-smollett-special-prosecutor/131743/</w:t>
+        <w:t xml:space="preserve">https://​www nbcchicago.com/​news/​local/​charlatan-who-fomented-a-hoax-read-judges-full-ruling-on-smollett-special-prosecutor/131743/</w:t>
       </w:r>
     </w:p>
   </w:footnote>
@@ -38456,6 +38402,7 @@
     <w:unhideWhenUsed/>
     <w:qFormat/>
     <w:pPr>
+      <w:keepLines/>
       <w:spacing w:before="0" w:after="140" w:line="276" w:lineRule="exact"/>
     </w:pPr>
     <w:rPr>
@@ -38706,6 +38653,33 @@
     <w:pPr>
       <w:spacing w:before="0" w:after="0" w:line="276" w:lineRule="exact"/>
       <w:ind w:left="2160" w:hanging="720"/>
+    </w:pPr>
+  </w:style>
+  <w:style w:type="paragraph" w:customStyle="1" w:styleId="XdQuoteList1">
+    <w:name w:val="Xd Quote List 1"/>
+    <w:basedOn w:val="Normal"/>
+    <w:qFormat/>
+    <w:pPr>
+      <w:spacing w:before="0" w:after="0" w:line="276" w:lineRule="exact"/>
+      <w:ind w:left="1440" w:right="720" w:hanging="720"/>
+    </w:pPr>
+  </w:style>
+  <w:style w:type="paragraph" w:customStyle="1" w:styleId="XdQuoteList2">
+    <w:name w:val="Xd Quote List 2"/>
+    <w:basedOn w:val="Normal"/>
+    <w:qFormat/>
+    <w:pPr>
+      <w:spacing w:before="0" w:after="0" w:line="276" w:lineRule="exact"/>
+      <w:ind w:left="2160" w:right="720" w:hanging="720"/>
+    </w:pPr>
+  </w:style>
+  <w:style w:type="paragraph" w:customStyle="1" w:styleId="XdQuoteList3">
+    <w:name w:val="Xd Quote List 3"/>
+    <w:basedOn w:val="Normal"/>
+    <w:qFormat/>
+    <w:pPr>
+      <w:spacing w:before="0" w:after="0" w:line="276" w:lineRule="exact"/>
+      <w:ind w:left="2880" w:right="720" w:hanging="720"/>
     </w:pPr>
   </w:style>
   <w:style w:type="paragraph" w:customStyle="1" w:styleId="XdList1">

--- a/courts/seventh-circuit/illinois/state/appellate-court/opening-brief/usage/OUTPUT-opening-brief.docx
+++ b/courts/seventh-circuit/illinois/state/appellate-court/opening-brief/usage/OUTPUT-opening-brief.docx
@@ -719,7 +719,7 @@
               <w:t xml:space="preserve">5341</w:t>
             </w:r>
             <w:r>
-              <w:t xml:space="preserve"> </w:t>
+              <w:t xml:space="preserve"> ⁠</w:t>
             </w:r>
             <w:r>
               <w:t xml:space="preserve">/</w:t>
@@ -987,7 +987,7 @@
               <w:t xml:space="preserve">0400</w:t>
             </w:r>
             <w:r>
-              <w:t xml:space="preserve"> </w:t>
+              <w:t xml:space="preserve"> ⁠</w:t>
             </w:r>
             <w:r>
               <w:t xml:space="preserve">/</w:t>
@@ -19082,7 +19082,7 @@
         <w:pStyle w:val="BodyText"/>
       </w:pPr>
       <w:r>
-        <w:t xml:space="preserve">Similarly, Illinois Supreme Court Rule 63A(9) (Canon 3 of the Code of Judicial Conduct) provides that “[a] judge shall perform judicial duties without bias or prejudice. A judge shall not, in the performance of judicial duties, by words or conduct manifest bias or prejudice.” Supreme Court Rule 63C(1)⁠(a) further provides that “[a] judge shall disqualify himself or herself in a proceeding in which the judge’s impartiality might reasonably be questioned, including but not limited to instances where . . . the judge has a personal bias or prejudice concerning a party.”</w:t>
+        <w:t xml:space="preserve">Similarly, Illinois Supreme Court Rule 63A(9) (Canon 3 of the Code of Judicial Conduct) provides that “[a] judge shall perform judicial duties without bias or prejudice. A judge shall not, in the performance of judicial duties, by words or conduct manifest bias or prejudice.” Supreme Court Rule 63C(1)⁠(a) further provides that “[a] judge shall disqualify himself or herself in a proceeding in which the judge’s impartiality might reasonably be questioned, including but not limited to instances where ⁠. ⁠. ⁠. the judge has a personal bias or prejudice concerning a party.”</w:t>
       </w:r>
       <w:r>
         <w:t xml:space="preserve"> </w:t>
@@ -37157,7 +37157,7 @@
         <w:t xml:space="preserve"> </w:t>
       </w:r>
       <w:r>
-        <w:t xml:space="preserve">ruling applied to all pre-⁠trial agreements when the dissent stated, “the majority paints with too broad a brush when it says that the prosecution must honor the terms of all agreements made with defendants.”</w:t>
+        <w:t xml:space="preserve">ruling applied to all pre-trial agreements when the dissent stated, “the majority paints with too broad a brush when it says that the prosecution must honor the terms of all agreements made with defendants.”</w:t>
       </w:r>
       <w:r>
         <w:t xml:space="preserve"> </w:t>
@@ -37368,7 +37368,7 @@
         <w:noBreakHyphen/>
       </w:r>
       <w:r>
-        <w:t xml:space="preserve">49 (1943) (“[C]riminal punishment . . . subject[s] the defendant to ’jeopardy’ within the constitutional meaning.”). The Illinois Supreme Court has recognized that double punishment is distinct from the other double jeopardy protections.</w:t>
+        <w:t xml:space="preserve">49 (1943) (“[C]riminal punishment ⁠. ⁠. ⁠. subject[s] the defendant to ’jeopardy’ within the constitutional meaning.”). The Illinois Supreme Court has recognized that double punishment is distinct from the other double jeopardy protections.</w:t>
       </w:r>
       <w:r>
         <w:t xml:space="preserve"> </w:t>

--- a/courts/seventh-circuit/illinois/state/appellate-court/opening-brief/usage/OUTPUT-opening-brief.docx
+++ b/courts/seventh-circuit/illinois/state/appellate-court/opening-brief/usage/OUTPUT-opening-brief.docx
@@ -15,11 +15,7 @@
         <w:t xml:space="preserve"> </w:t>
       </w:r>
       <w:r>
-        <w:t xml:space="preserve">1</w:t>
-        <w:noBreakHyphen/>
-        <w:t xml:space="preserve">22</w:t>
-        <w:noBreakHyphen/>
-        <w:t xml:space="preserve">0322</w:t>
+        <w:t xml:space="preserve">1-⁠22-⁠0322</w:t>
       </w:r>
     </w:p>
     <w:p>
@@ -390,9 +386,7 @@
               <w:t xml:space="preserve"> </w:t>
             </w:r>
             <w:r>
-              <w:t xml:space="preserve">03050</w:t>
-              <w:noBreakHyphen/>
-              <w:t xml:space="preserve">01</w:t>
+              <w:t xml:space="preserve">03050-⁠01</w:t>
             </w:r>
           </w:p>
           <w:p>
@@ -712,11 +706,7 @@
               <w:t xml:space="preserve"> </w:t>
             </w:r>
             <w:r>
-              <w:t xml:space="preserve">312</w:t>
-              <w:noBreakHyphen/>
-              <w:t xml:space="preserve">380</w:t>
-              <w:noBreakHyphen/>
-              <w:t xml:space="preserve">5341</w:t>
+              <w:t xml:space="preserve">312-⁠380-⁠5341</w:t>
             </w:r>
             <w:r>
               <w:t xml:space="preserve"> ⁠</w:t>
@@ -734,11 +724,7 @@
               <w:t xml:space="preserve"> </w:t>
             </w:r>
             <w:r>
-              <w:t xml:space="preserve">312</w:t>
-              <w:noBreakHyphen/>
-              <w:t xml:space="preserve">300</w:t>
-              <w:noBreakHyphen/>
-              <w:t xml:space="preserve">3490</w:t>
+              <w:t xml:space="preserve">312-⁠300-⁠3490</w:t>
             </w:r>
           </w:p>
           <w:p>
@@ -980,11 +966,7 @@
               <w:t xml:space="preserve"> </w:t>
             </w:r>
             <w:r>
-              <w:t xml:space="preserve">773</w:t>
-              <w:noBreakHyphen/>
-              <w:t xml:space="preserve">955</w:t>
-              <w:noBreakHyphen/>
-              <w:t xml:space="preserve">0400</w:t>
+              <w:t xml:space="preserve">773-⁠955-⁠0400</w:t>
             </w:r>
             <w:r>
               <w:t xml:space="preserve"> ⁠</w:t>
@@ -1002,11 +984,7 @@
               <w:t xml:space="preserve"> </w:t>
             </w:r>
             <w:r>
-              <w:t xml:space="preserve">773</w:t>
-              <w:noBreakHyphen/>
-              <w:t xml:space="preserve">955</w:t>
-              <w:noBreakHyphen/>
-              <w:t xml:space="preserve">1951</w:t>
+              <w:t xml:space="preserve">773-⁠955-⁠1951</w:t>
             </w:r>
           </w:p>
           <w:p>
@@ -7466,9 +7444,7 @@
         <w:t xml:space="preserve"> </w:t>
       </w:r>
       <w:r>
-        <w:t xml:space="preserve">COVID</w:t>
-        <w:noBreakHyphen/>
-        <w:t xml:space="preserve">19</w:t>
+        <w:t xml:space="preserve">COVID-⁠19</w:t>
       </w:r>
       <w:r>
         <w:t xml:space="preserve"> </w:t>
@@ -8351,19 +8327,7 @@
         <w:pStyle w:val="BodyText"/>
       </w:pPr>
       <w:r>
-        <w:t xml:space="preserve">Jussie Smollett was convicted of five counts of disorderly conduct, following a jury trial in the Circuit Court of Cook County, Illinois. (C1420); (C1714</w:t>
-      </w:r>
-      <w:r>
-        <w:noBreakHyphen/>
-      </w:r>
-      <w:r>
-        <w:t xml:space="preserve">1721). He was sentenced on March 10, 2022, to a term of two years of felony probation, with the first 150 days to be served as a term of imprisonment in the Cook County Department of Corrections, for the offenses of Disorderly Conduct (vis a vis filing a false police report) (C652-C658, C1709). A notice of appeal was timely filed on March 10, 2022. (C1710-C1711; C1722-C1723; C1714</w:t>
-      </w:r>
-      <w:r>
-        <w:noBreakHyphen/>
-      </w:r>
-      <w:r>
-        <w:t xml:space="preserve">1721).</w:t>
+        <w:t xml:space="preserve">Jussie Smollett was convicted of five counts of disorderly conduct, following a jury trial in the Circuit Court of Cook County, Illinois. (C1420); (C1714-⁠1721). He was sentenced on March 10, 2022, to a term of two years of felony probation, with the first 150 days to be served as a term of imprisonment in the Cook County Department of Corrections, for the offenses of Disorderly Conduct (vis a vis filing a false police report) (C652-C658, C1709). A notice of appeal was timely filed on March 10, 2022. (C1710-C1711; C1722-C1723; C1714-⁠1721).</w:t>
       </w:r>
     </w:p>
     <w:p>
@@ -8597,13 +8561,7 @@
         <w:tab/>
       </w:r>
       <w:r>
-        <w:t xml:space="preserve">Whether the trial court violated Mr. Smollett’s Sixth Amendment Right to a fair trial when it restricted the public’s access to the courtroom during Voir Dire, ejected a member of the public from the trial for speaking to the press and arbitrarily enforced its own COVID</w:t>
-      </w:r>
-      <w:r>
-        <w:noBreakHyphen/>
-      </w:r>
-      <w:r>
-        <w:t xml:space="preserve">19 protocol.</w:t>
+        <w:t xml:space="preserve">Whether the trial court violated Mr. Smollett’s Sixth Amendment Right to a fair trial when it restricted the public’s access to the courtroom during Voir Dire, ejected a member of the public from the trial for speaking to the press and arbitrarily enforced its own COVID-⁠19 protocol.</w:t>
       </w:r>
     </w:p>
     <w:p>
@@ -8715,25 +8673,7 @@
         <w:pStyle w:val="BodyText"/>
       </w:pPr>
       <w:r>
-        <w:t xml:space="preserve">Mr. Smollett was charged by way of felony indictment (No. 19 CR 3104), on March 7, 2019, with 16 counts of “Disorderly Conduct”/ “FALSE REPORT OFFENSE”. (CI 30</w:t>
-      </w:r>
-      <w:r>
-        <w:noBreakHyphen/>
-      </w:r>
-      <w:r>
-        <w:t xml:space="preserve">46). On March 26, 2019, by agreement of the parties, the State’s Attorneys made a motion to nolle pros all 16 counts charged, which the trial Court granted. (CI 47</w:t>
-      </w:r>
-      <w:r>
-        <w:noBreakHyphen/>
-      </w:r>
-      <w:r>
-        <w:t xml:space="preserve">52; CI 73; SUP C 7</w:t>
-      </w:r>
-      <w:r>
-        <w:noBreakHyphen/>
-      </w:r>
-      <w:r>
-        <w:t xml:space="preserve">11).</w:t>
+        <w:t xml:space="preserve">Mr. Smollett was charged by way of felony indictment (No. 19 CR 3104), on March 7, 2019, with 16 counts of “Disorderly Conduct”/ “FALSE REPORT OFFENSE”. (CI 30-⁠46). On March 26, 2019, by agreement of the parties, the State’s Attorneys made a motion to nolle pros all 16 counts charged, which the trial Court granted. (CI 47-⁠52; CI 73; SUP C 7-⁠11).</w:t>
       </w:r>
     </w:p>
     <w:p>
@@ -8741,67 +8681,7 @@
         <w:pStyle w:val="BodyText"/>
       </w:pPr>
       <w:r>
-        <w:t xml:space="preserve">Shortly after the charges against Mr. Smollett were dismissed, several petitions were filed with the chief judge of the Cook County Circuit Court including a motion for appointment of a special prosecutor to prosecute and investigate the charges and dismissal of charges against Mr. Smollett under case: 19 CR 3104. (C 44</w:t>
-      </w:r>
-      <w:r>
-        <w:noBreakHyphen/>
-      </w:r>
-      <w:r>
-        <w:t xml:space="preserve">76; C 418</w:t>
-      </w:r>
-      <w:r>
-        <w:noBreakHyphen/>
-      </w:r>
-      <w:r>
-        <w:t xml:space="preserve">435; C 206</w:t>
-      </w:r>
-      <w:r>
-        <w:noBreakHyphen/>
-      </w:r>
-      <w:r>
-        <w:t xml:space="preserve">209). Attorneys on behalf of Mr. Smollett filed an objection to the petitions. (C 77</w:t>
-      </w:r>
-      <w:r>
-        <w:noBreakHyphen/>
-      </w:r>
-      <w:r>
-        <w:t xml:space="preserve">84). The State’s Attorney’s Office also filed an objection. (SUP2 C 7</w:t>
-      </w:r>
-      <w:r>
-        <w:noBreakHyphen/>
-      </w:r>
-      <w:r>
-        <w:t xml:space="preserve">29, SUP2 C 30, SUP2 C 71</w:t>
-      </w:r>
-      <w:r>
-        <w:noBreakHyphen/>
-      </w:r>
-      <w:r>
-        <w:t xml:space="preserve">85). Judge Toomin issued an Order granting the appointment of a special prosecutor. (Office of Special Prosecutor, hereinafter, “OSP”). (C 446</w:t>
-      </w:r>
-      <w:r>
-        <w:noBreakHyphen/>
-      </w:r>
-      <w:r>
-        <w:t xml:space="preserve">467). Attorneys on behalf of Mr. Smollett filed several other motions in relation to objecting to the appointment of the special prosecutor, including a motion for SOJ for cause. (SUP C 1046</w:t>
-      </w:r>
-      <w:r>
-        <w:noBreakHyphen/>
-      </w:r>
-      <w:r>
-        <w:t xml:space="preserve">1056; R 155</w:t>
-      </w:r>
-      <w:r>
-        <w:noBreakHyphen/>
-      </w:r>
-      <w:r>
-        <w:t xml:space="preserve">147). On February 11, 2020, a new true bill of indictment was filed against Mr. Smollett, by the special prosecutor, charging him with six counts of “DISORDERLY CONDUCT”/“FALSE REPORT OFFENSE”. (C 652</w:t>
-      </w:r>
-      <w:r>
-        <w:noBreakHyphen/>
-      </w:r>
-      <w:r>
-        <w:t xml:space="preserve">658).</w:t>
+        <w:t xml:space="preserve">Shortly after the charges against Mr. Smollett were dismissed, several petitions were filed with the chief judge of the Cook County Circuit Court including a motion for appointment of a special prosecutor to prosecute and investigate the charges and dismissal of charges against Mr. Smollett under case: 19 CR 3104. (C 44-⁠76; C 418-⁠435; C 206-⁠209). Attorneys on behalf of Mr. Smollett filed an objection to the petitions. (C 77-⁠84). The State’s Attorney’s Office also filed an objection. (SUP2 C 7-⁠29, SUP2 C 30, SUP2 C 71-⁠85). Judge Toomin issued an Order granting the appointment of a special prosecutor. (Office of Special Prosecutor, hereinafter, “OSP”). (C 446-⁠467). Attorneys on behalf of Mr. Smollett filed several other motions in relation to objecting to the appointment of the special prosecutor, including a motion for SOJ for cause. (SUP C 1046-⁠1056; R 155-⁠147). On February 11, 2020, a new true bill of indictment was filed against Mr. Smollett, by the special prosecutor, charging him with six counts of “DISORDERLY CONDUCT”/“FALSE REPORT OFFENSE”. (C 652-⁠658).</w:t>
       </w:r>
     </w:p>
     <w:p>
@@ -8809,25 +8689,7 @@
         <w:pStyle w:val="BodyText"/>
       </w:pPr>
       <w:r>
-        <w:t xml:space="preserve">On November 29, 2021, the parties appeared before the court for a jury trial and completed jury selection. (R 922</w:t>
-      </w:r>
-      <w:r>
-        <w:noBreakHyphen/>
-      </w:r>
-      <w:r>
-        <w:t xml:space="preserve">1179). After an 11-day jury trial, including jury deliberations, Mr. Smollett was found guilty of five out of the six charged counts of Disorderly Conduct. (R 1180</w:t>
-      </w:r>
-      <w:r>
-        <w:noBreakHyphen/>
-      </w:r>
-      <w:r>
-        <w:t xml:space="preserve">3328); (C 1420, R 3313</w:t>
-      </w:r>
-      <w:r>
-        <w:noBreakHyphen/>
-      </w:r>
-      <w:r>
-        <w:t xml:space="preserve">3318).</w:t>
+        <w:t xml:space="preserve">On November 29, 2021, the parties appeared before the court for a jury trial and completed jury selection. (R 922-⁠1179). After an 11-day jury trial, including jury deliberations, Mr. Smollett was found guilty of five out of the six charged counts of Disorderly Conduct. (R 1180-⁠3328); (C 1420, R 3313-⁠3318).</w:t>
       </w:r>
     </w:p>
     <w:p>
@@ -8835,61 +8697,7 @@
         <w:pStyle w:val="BodyText"/>
       </w:pPr>
       <w:r>
-        <w:t xml:space="preserve">On February 25, 2022, the defense filed a Post-Trial Motion for Judgment Notwithstanding the Verdict and for New Trial. (C 19; C 1578</w:t>
-      </w:r>
-      <w:r>
-        <w:noBreakHyphen/>
-      </w:r>
-      <w:r>
-        <w:t xml:space="preserve">1660). The matter proceeded to hearing on post-trial motions on March 10, 2022. (R 3355</w:t>
-      </w:r>
-      <w:r>
-        <w:noBreakHyphen/>
-      </w:r>
-      <w:r>
-        <w:t xml:space="preserve">3561). The trial court denied the defendant’s Motion for Judgment Notwithstanding the Verdict and for New Trial and the matter proceeded to sentencing. (R 3355</w:t>
-      </w:r>
-      <w:r>
-        <w:noBreakHyphen/>
-      </w:r>
-      <w:r>
-        <w:t xml:space="preserve">3402, R 3402</w:t>
-      </w:r>
-      <w:r>
-        <w:noBreakHyphen/>
-      </w:r>
-      <w:r>
-        <w:t xml:space="preserve">3434). A presentence investigation report was presented, and the parties offered evidence and argued in aggravation and mitigation. (CI 84</w:t>
-      </w:r>
-      <w:r>
-        <w:noBreakHyphen/>
-      </w:r>
-      <w:r>
-        <w:t xml:space="preserve">92; R 3435; C 1685</w:t>
-      </w:r>
-      <w:r>
-        <w:noBreakHyphen/>
-      </w:r>
-      <w:r>
-        <w:t xml:space="preserve">1693; R 3435</w:t>
-      </w:r>
-      <w:r>
-        <w:noBreakHyphen/>
-      </w:r>
-      <w:r>
-        <w:t xml:space="preserve">3439, CI 93-CI 104/​R 3439-R 3490). The trial Court sentenced Mr. Smollett to 30 months of felony probation with the first 150 days of the sentence to be served in the custody of the Cook County Jail, as well as the maximum fines of $25,000 and restitution in the amount of $120,106. (C 1712; C 1714; R 3557). Counsel for Defendant filed a Motion to Reconsider Sentence following the sentencing, which was denied (SUP C 2221-SUP C 2222; SUP C 1613-SUP C 1614; R 3559). A notice of appeal was timely filed on March 10, 2022. (R 3559</w:t>
-      </w:r>
-      <w:r>
-        <w:noBreakHyphen/>
-      </w:r>
-      <w:r>
-        <w:t xml:space="preserve">3560, C 1721</w:t>
-      </w:r>
-      <w:r>
-        <w:noBreakHyphen/>
-      </w:r>
-      <w:r>
-        <w:t xml:space="preserve">1723). This matter now comes before this Court on direct appeal from a judgment in the criminal case of five counts of Disorderly Conduct.</w:t>
+        <w:t xml:space="preserve">On February 25, 2022, the defense filed a Post-Trial Motion for Judgment Notwithstanding the Verdict and for New Trial. (C 19; C 1578-⁠1660). The matter proceeded to hearing on post-trial motions on March 10, 2022. (R 3355-⁠3561). The trial court denied the defendant’s Motion for Judgment Notwithstanding the Verdict and for New Trial and the matter proceeded to sentencing. (R 3355-⁠3402, R 3402-⁠3434). A presentence investigation report was presented, and the parties offered evidence and argued in aggravation and mitigation. (CI 84-⁠92; R 3435; C 1685-⁠1693; R 3435-⁠3439, CI 93-CI 104/​R 3439-R 3490). The trial Court sentenced Mr. Smollett to 30 months of felony probation with the first 150 days of the sentence to be served in the custody of the Cook County Jail, as well as the maximum fines of $25,000 and restitution in the amount of $120,106. (C 1712; C 1714; R 3557). Counsel for Defendant filed a Motion to Reconsider Sentence following the sentencing, which was denied (SUP C 2221-SUP C 2222; SUP C 1613-SUP C 1614; R 3559). A notice of appeal was timely filed on March 10, 2022. (R 3559-⁠3560, C 1721-⁠1723). This matter now comes before this Court on direct appeal from a judgment in the criminal case of five counts of Disorderly Conduct.</w:t>
       </w:r>
     </w:p>
     <w:p>
@@ -8927,61 +8735,7 @@
         <w:pStyle w:val="BodyText"/>
       </w:pPr>
       <w:r>
-        <w:t xml:space="preserve">After Mr. Smollett was indicted the second time for the same crime, counsels for Mr. Smollett filed several motions to dismiss with different bases and were all denied (C10, C 857</w:t>
-      </w:r>
-      <w:r>
-        <w:noBreakHyphen/>
-      </w:r>
-      <w:r>
-        <w:t xml:space="preserve">877; SUP2 C 8</w:t>
-      </w:r>
-      <w:r>
-        <w:noBreakHyphen/>
-      </w:r>
-      <w:r>
-        <w:t xml:space="preserve">512), C13, C14). On February 24, 2020, counsels for the Defendant filed a Motion to Dismiss Indictment for Violation of Double Jeopardy, which was denied by the trial court on June 12, 2020. (C 10; C 683</w:t>
-      </w:r>
-      <w:r>
-        <w:noBreakHyphen/>
-      </w:r>
-      <w:r>
-        <w:t xml:space="preserve">728; SUP R 2224</w:t>
-      </w:r>
-      <w:r>
-        <w:noBreakHyphen/>
-      </w:r>
-      <w:r>
-        <w:t xml:space="preserve">2290). Subsequently, on July 20, 2020, the defense filed another Motion to Dismiss Indictment and Memorandum of Law in Support (C 857</w:t>
-      </w:r>
-      <w:r>
-        <w:noBreakHyphen/>
-      </w:r>
-      <w:r>
-        <w:t xml:space="preserve">877; SUP2 C 7</w:t>
-      </w:r>
-      <w:r>
-        <w:noBreakHyphen/>
-      </w:r>
-      <w:r>
-        <w:t xml:space="preserve">512). This motion too was denied by the Court on or about September 10, 2020. (C 13; R 208</w:t>
-      </w:r>
-      <w:r>
-        <w:noBreakHyphen/>
-      </w:r>
-      <w:r>
-        <w:t xml:space="preserve">259). On September 9, 2020, counsels for the defense filed a Motion to Quash and Dismiss Indictment, this time based upon violations of the 5th Amendment (C 13; CI 346</w:t>
-      </w:r>
-      <w:r>
-        <w:noBreakHyphen/>
-      </w:r>
-      <w:r>
-        <w:t xml:space="preserve">422). This motion was also denied by the Court on or about October 14, 2020 (C14; SUP2 R 525</w:t>
-      </w:r>
-      <w:r>
-        <w:noBreakHyphen/>
-      </w:r>
-      <w:r>
-        <w:t xml:space="preserve">590).</w:t>
+        <w:t xml:space="preserve">After Mr. Smollett was indicted the second time for the same crime, counsels for Mr. Smollett filed several motions to dismiss with different bases and were all denied (C10, C 857-⁠877; SUP2 C 8-⁠512), C13, C14). On February 24, 2020, counsels for the Defendant filed a Motion to Dismiss Indictment for Violation of Double Jeopardy, which was denied by the trial court on June 12, 2020. (C 10; C 683-⁠728; SUP R 2224-⁠2290). Subsequently, on July 20, 2020, the defense filed another Motion to Dismiss Indictment and Memorandum of Law in Support (C 857-⁠877; SUP2 C 7-⁠512). This motion too was denied by the Court on or about September 10, 2020. (C 13; R 208-⁠259). On September 9, 2020, counsels for the defense filed a Motion to Quash and Dismiss Indictment, this time based upon violations of the 5th Amendment (C 13; CI 346-⁠422). This motion was also denied by the Court on or about October 14, 2020 (C14; SUP2 R 525-⁠590).</w:t>
       </w:r>
     </w:p>
     <w:p>
@@ -8989,97 +8743,7 @@
         <w:pStyle w:val="BodyText"/>
       </w:pPr>
       <w:r>
-        <w:t xml:space="preserve">In late February 2021, an Intervenor’s Motion to Disqualify Defense Counsel was filed and on March 8, 2021, the defense filed a Motion in Opposition. (C 1294</w:t>
-      </w:r>
-      <w:r>
-        <w:noBreakHyphen/>
-      </w:r>
-      <w:r>
-        <w:t xml:space="preserve">1305; CI 281</w:t>
-      </w:r>
-      <w:r>
-        <w:noBreakHyphen/>
-      </w:r>
-      <w:r>
-        <w:t xml:space="preserve">293). Between March 9, 2021, and July 6, 2021, several other objections and pleadings were filed in regard to the Motion to Disqualify Defense attorney and the trial Court’s order for an evidentiary hearing on the matter. (CI 193-CI 194; CI 277</w:t>
-      </w:r>
-      <w:r>
-        <w:noBreakHyphen/>
-      </w:r>
-      <w:r>
-        <w:t xml:space="preserve">281; CI 256</w:t>
-      </w:r>
-      <w:r>
-        <w:noBreakHyphen/>
-      </w:r>
-      <w:r>
-        <w:t xml:space="preserve">262; CI 275; CI 715</w:t>
-      </w:r>
-      <w:r>
-        <w:noBreakHyphen/>
-      </w:r>
-      <w:r>
-        <w:t xml:space="preserve">717). After denying the entirety of the defendant’s motions to reconsider, the trial court conducted an in-person in camera evidentiary hearing on July 14, 2021, regarding the prosecution’s Motion to Disqualify Defense Counsel. (R 537</w:t>
-      </w:r>
-      <w:r>
-        <w:noBreakHyphen/>
-      </w:r>
-      <w:r>
-        <w:t xml:space="preserve">789). On July 29, 2021, the trial court filed an order making a ruling that barred lead defense counsel from cross-examining the Osundairo brothers at trial. (C 1319</w:t>
-      </w:r>
-      <w:r>
-        <w:noBreakHyphen/>
-      </w:r>
-      <w:r>
-        <w:t xml:space="preserve">1328; CI 745</w:t>
-      </w:r>
-      <w:r>
-        <w:noBreakHyphen/>
-      </w:r>
-      <w:r>
-        <w:t xml:space="preserve">754). On August 27, 2021, the defense filed a Motion to Reconsider Rulings and Findings and Motion to Strike and Unseal. (CI 423</w:t>
-      </w:r>
-      <w:r>
-        <w:noBreakHyphen/>
-      </w:r>
-      <w:r>
-        <w:t xml:space="preserve">713; CI 745</w:t>
-      </w:r>
-      <w:r>
-        <w:noBreakHyphen/>
-      </w:r>
-      <w:r>
-        <w:t xml:space="preserve">754). The Court denied both motions on September 2, 2021, but made a small adjustment to its written ruling. (CI 198</w:t>
-      </w:r>
-      <w:r>
-        <w:noBreakHyphen/>
-      </w:r>
-      <w:r>
-        <w:t xml:space="preserve">199). On October 13, 2021, the Defense filed a Motion to Dismiss on the theory of breach of contract. (CI 324</w:t>
-      </w:r>
-      <w:r>
-        <w:noBreakHyphen/>
-      </w:r>
-      <w:r>
-        <w:t xml:space="preserve">336). On October 15, 2021, counsel for the Defense filed a Motion to Disqualify the OSP. (C 1335</w:t>
-      </w:r>
-      <w:r>
-        <w:noBreakHyphen/>
-      </w:r>
-      <w:r>
-        <w:t xml:space="preserve">1342). On October 15, 2021, Defendant filed his Motion to Compel Discovery (C 16, CI 337</w:t>
-      </w:r>
-      <w:r>
-        <w:noBreakHyphen/>
-      </w:r>
-      <w:r>
-        <w:t xml:space="preserve">345). The trial court denied all three of Defendant’s motions on or about October 15, 2021. (C 1343, R 897</w:t>
-      </w:r>
-      <w:r>
-        <w:noBreakHyphen/>
-      </w:r>
-      <w:r>
-        <w:t xml:space="preserve">916).</w:t>
+        <w:t xml:space="preserve">In late February 2021, an Intervenor’s Motion to Disqualify Defense Counsel was filed and on March 8, 2021, the defense filed a Motion in Opposition. (C 1294-⁠1305; CI 281-⁠293). Between March 9, 2021, and July 6, 2021, several other objections and pleadings were filed in regard to the Motion to Disqualify Defense attorney and the trial Court’s order for an evidentiary hearing on the matter. (CI 193-CI 194; CI 277-⁠281; CI 256-⁠262; CI 275; CI 715-⁠717). After denying the entirety of the defendant’s motions to reconsider, the trial court conducted an in-person in camera evidentiary hearing on July 14, 2021, regarding the prosecution’s Motion to Disqualify Defense Counsel. (R 537-⁠789). On July 29, 2021, the trial court filed an order making a ruling that barred lead defense counsel from cross-examining the Osundairo brothers at trial. (C 1319-⁠1328; CI 745-⁠754). On August 27, 2021, the defense filed a Motion to Reconsider Rulings and Findings and Motion to Strike and Unseal. (CI 423-⁠713; CI 745-⁠754). The Court denied both motions on September 2, 2021, but made a small adjustment to its written ruling. (CI 198-⁠199). On October 13, 2021, the Defense filed a Motion to Dismiss on the theory of breach of contract. (CI 324-⁠336). On October 15, 2021, counsel for the Defense filed a Motion to Disqualify the OSP. (C 1335-⁠1342). On October 15, 2021, Defendant filed his Motion to Compel Discovery (C 16, CI 337-⁠345). The trial court denied all three of Defendant’s motions on or about October 15, 2021. (C 1343, R 897-⁠916).</w:t>
       </w:r>
     </w:p>
     <w:p>
@@ -10700,13 +10364,7 @@
         <w:t xml:space="preserve"> </w:t>
       </w:r>
       <w:r>
-        <w:t xml:space="preserve">at 449</w:t>
-      </w:r>
-      <w:r>
-        <w:noBreakHyphen/>
-      </w:r>
-      <w:r>
-        <w:t xml:space="preserve">452.</w:t>
+        <w:t xml:space="preserve">at 449-⁠452.</w:t>
       </w:r>
     </w:p>
     <w:p>
@@ -11324,19 +10982,7 @@
         <w:t xml:space="preserve">Stapinski</w:t>
       </w:r>
       <w:r>
-        <w:t xml:space="preserve">, and their progeny. As an initial matter, the record is amply clear that the State and Mr. Smollett entered into an agreement and that Mr. Smollett performed all that was required of him pursuant to that agreement. (SUP C 1458</w:t>
-      </w:r>
-      <w:r>
-        <w:noBreakHyphen/>
-      </w:r>
-      <w:r>
-        <w:t xml:space="preserve">1459; R 4</w:t>
-      </w:r>
-      <w:r>
-        <w:noBreakHyphen/>
-      </w:r>
-      <w:r>
-        <w:t xml:space="preserve">5).</w:t>
+        <w:t xml:space="preserve">, and their progeny. As an initial matter, the record is amply clear that the State and Mr. Smollett entered into an agreement and that Mr. Smollett performed all that was required of him pursuant to that agreement. (SUP C 1458-⁠1459; R 4-⁠5).</w:t>
       </w:r>
       <w:r>
         <w:t xml:space="preserve"> </w:t>
@@ -11422,19 +11068,7 @@
         <w:t xml:space="preserve"> </w:t>
       </w:r>
       <w:r>
-        <w:t xml:space="preserve">holding, this contractual non-prosecution agreement between the State and Mr. Smollett should be enforced because Mr. Smollett’s contractual rights were violated by re-prosecution because as part of the non-prosecution agreement, Mr. Smollett gave up his $10,000 bail bond to the State’s benefit and to his detriment. (SUP C 1458</w:t>
-      </w:r>
-      <w:r>
-        <w:noBreakHyphen/>
-      </w:r>
-      <w:r>
-        <w:t xml:space="preserve">1459; R 4</w:t>
-      </w:r>
-      <w:r>
-        <w:noBreakHyphen/>
-      </w:r>
-      <w:r>
-        <w:t xml:space="preserve">5). Thus, the policy considerations of promoting good faith and fair dealing and avoiding nullification of the criminal court’s bargaining system are equally applicable here, if not more so, as it was in</w:t>
+        <w:t xml:space="preserve">holding, this contractual non-prosecution agreement between the State and Mr. Smollett should be enforced because Mr. Smollett’s contractual rights were violated by re-prosecution because as part of the non-prosecution agreement, Mr. Smollett gave up his $10,000 bail bond to the State’s benefit and to his detriment. (SUP C 1458-⁠1459; R 4-⁠5). Thus, the policy considerations of promoting good faith and fair dealing and avoiding nullification of the criminal court’s bargaining system are equally applicable here, if not more so, as it was in</w:t>
       </w:r>
       <w:r>
         <w:t xml:space="preserve"> </w:t>
@@ -11645,19 +11279,7 @@
         <w:t xml:space="preserve"> </w:t>
       </w:r>
       <w:r>
-        <w:t xml:space="preserve">courts described. The subsequent prosecution of Mr. Smollett flatly contradicted the State’s on-the-record representation that Mr. Smollett’s compliance with the agreement and subsequent dismissal of the charges was “a just disposition and appropriate resolution in this case.” (SUP C 1458</w:t>
-      </w:r>
-      <w:r>
-        <w:noBreakHyphen/>
-      </w:r>
-      <w:r>
-        <w:t xml:space="preserve">1459; R 4</w:t>
-      </w:r>
-      <w:r>
-        <w:noBreakHyphen/>
-      </w:r>
-      <w:r>
-        <w:t xml:space="preserve">5). The prosecutor’s words made it clear that the case was permanently over. And if not clear enough, “basic considerations of fairness dictate that any ambiguity in the agreement should be resolved in favor of the defendant.”</w:t>
+        <w:t xml:space="preserve">courts described. The subsequent prosecution of Mr. Smollett flatly contradicted the State’s on-the-record representation that Mr. Smollett’s compliance with the agreement and subsequent dismissal of the charges was “a just disposition and appropriate resolution in this case.” (SUP C 1458-⁠1459; R 4-⁠5). The prosecutor’s words made it clear that the case was permanently over. And if not clear enough, “basic considerations of fairness dictate that any ambiguity in the agreement should be resolved in favor of the defendant.”</w:t>
       </w:r>
       <w:r>
         <w:t xml:space="preserve"> </w:t>
@@ -11678,13 +11300,7 @@
         <w:pStyle w:val="BodyText"/>
       </w:pPr>
       <w:r>
-        <w:t xml:space="preserve">There should be no doubt that the second prosecution of Mr. Smollett was driven by the unpopular discretionary decision of an elected State’s Attorney’s Office, which, as a motive, cannot and should never override fundamental fairness and due process. For example, when a special prosecutor was later appointed in this case, one of his tasks was to investigate whether there was any misconduct or improper influence by any third parties leading to the resolution reached between the State’s Attorney’s Office and Mr. Smollett. The specially appointed prosecutor concluded there was not. (C 1478</w:t>
-      </w:r>
-      <w:r>
-        <w:noBreakHyphen/>
-      </w:r>
-      <w:r>
-        <w:t xml:space="preserve">1480; C 892). While the agreed-upon resolution was unpopular, it was a legal and valid exercise of prosecutorial discretion. Our courts have recognized that the State’s Attorney, as an elected official, has “been afforded a broad range of discretion within which to perform [his or her] public duties.”</w:t>
+        <w:t xml:space="preserve">There should be no doubt that the second prosecution of Mr. Smollett was driven by the unpopular discretionary decision of an elected State’s Attorney’s Office, which, as a motive, cannot and should never override fundamental fairness and due process. For example, when a special prosecutor was later appointed in this case, one of his tasks was to investigate whether there was any misconduct or improper influence by any third parties leading to the resolution reached between the State’s Attorney’s Office and Mr. Smollett. The specially appointed prosecutor concluded there was not. (C 1478-⁠1480; C 892). While the agreed-upon resolution was unpopular, it was a legal and valid exercise of prosecutorial discretion. Our courts have recognized that the State’s Attorney, as an elected official, has “been afforded a broad range of discretion within which to perform [his or her] public duties.”</w:t>
       </w:r>
       <w:r>
         <w:t xml:space="preserve"> </w:t>
@@ -11796,13 +11412,7 @@
         <w:t xml:space="preserve">State v. Thompson</w:t>
       </w:r>
       <w:r>
-        <w:t xml:space="preserve">, 48 Md. App. 219, 222</w:t>
-      </w:r>
-      <w:r>
-        <w:noBreakHyphen/>
-      </w:r>
-      <w:r>
-        <w:t xml:space="preserve">23, 426 A.2d 14, 16 (1981) (enforcing a non-prosecution agreement and stating that “the awesome power, vested by the people in the State’s Attorney, should not be employed for the purpose of applying balm to a wounded ego or to the fulfillment of a personal vendetta”).</w:t>
+        <w:t xml:space="preserve">, 48 Md. App. 219, 222-⁠23, 426 A.2d 14, 16 (1981) (enforcing a non-prosecution agreement and stating that “the awesome power, vested by the people in the State’s Attorney, should not be employed for the purpose of applying balm to a wounded ego or to the fulfillment of a personal vendetta”).</w:t>
       </w:r>
     </w:p>
     <w:p>
@@ -11844,13 +11454,7 @@
         <w:t xml:space="preserve">See</w:t>
       </w:r>
       <w:r>
-        <w:t xml:space="preserve">, 55 ILCS 5/3</w:t>
-      </w:r>
-      <w:r>
-        <w:noBreakHyphen/>
-      </w:r>
-      <w:r>
-        <w:t xml:space="preserve">9005 (a)⁠(1).</w:t>
+        <w:t xml:space="preserve">, 55 ILCS 5/3-⁠9005 (a)⁠(1).</w:t>
       </w:r>
       <w:r>
         <w:t xml:space="preserve"> </w:t>
@@ -11912,13 +11516,7 @@
         <w:t xml:space="preserve">People v. Starks</w:t>
       </w:r>
       <w:r>
-        <w:t xml:space="preserve">, 106 Ill. 2d at 448</w:t>
-      </w:r>
-      <w:r>
-        <w:noBreakHyphen/>
-      </w:r>
-      <w:r>
-        <w:t xml:space="preserve">49 (1985), (noting that the State’s Attorney is a representative of the People and that “the bargaining relationship between the State, by its agent, the prosecutor, and a defendant charged with a crime is now universally recognized.”).</w:t>
+        <w:t xml:space="preserve">, 106 Ill. 2d at 448-⁠49 (1985), (noting that the State’s Attorney is a representative of the People and that “the bargaining relationship between the State, by its agent, the prosecutor, and a defendant charged with a crime is now universally recognized.”).</w:t>
       </w:r>
     </w:p>
     <w:p>
@@ -12986,19 +12584,7 @@
         <w:pStyle w:val="BodyText"/>
       </w:pPr>
       <w:r>
-        <w:t xml:space="preserve">In the present case, the review should be de novo, since there is no factual dispute that Mr. Smollett performed community service and forfeited his bail bond in the first prosecution, as evidenced by the prosecutor’s on-the-record remarks during the hearing on the dismissal. (SUP C 1458</w:t>
-      </w:r>
-      <w:r>
-        <w:noBreakHyphen/>
-      </w:r>
-      <w:r>
-        <w:t xml:space="preserve">1459; R 4</w:t>
-      </w:r>
-      <w:r>
-        <w:noBreakHyphen/>
-      </w:r>
-      <w:r>
-        <w:t xml:space="preserve">5).</w:t>
+        <w:t xml:space="preserve">In the present case, the review should be de novo, since there is no factual dispute that Mr. Smollett performed community service and forfeited his bail bond in the first prosecution, as evidenced by the prosecutor’s on-the-record remarks during the hearing on the dismissal. (SUP C 1458-⁠1459; R 4-⁠5).</w:t>
       </w:r>
     </w:p>
     <w:p>
@@ -13426,19 +13012,7 @@
         <w:footnoteReference w:id="13"/>
       </w:r>
       <w:r>
-        <w:t xml:space="preserve">), Mr. Smollett satisfied the State as to his performance of community service and forfeited his $10,000 bond. (SUP C 1458</w:t>
-      </w:r>
-      <w:r>
-        <w:noBreakHyphen/>
-      </w:r>
-      <w:r>
-        <w:t xml:space="preserve">1459; R 4</w:t>
-      </w:r>
-      <w:r>
-        <w:noBreakHyphen/>
-      </w:r>
-      <w:r>
-        <w:t xml:space="preserve">5). When the court accepted this disposition and entered an order dismissing the charges and forfeiting the bond, jeopardy attached, thereby barring further prosecution of Mr. Smollett for the same offenses under the Double Jeopardy Clause.</w:t>
+        <w:t xml:space="preserve">), Mr. Smollett satisfied the State as to his performance of community service and forfeited his $10,000 bond. (SUP C 1458-⁠1459; R 4-⁠5). When the court accepted this disposition and entered an order dismissing the charges and forfeiting the bond, jeopardy attached, thereby barring further prosecution of Mr. Smollett for the same offenses under the Double Jeopardy Clause.</w:t>
       </w:r>
     </w:p>
     <w:p>
@@ -13677,13 +13251,7 @@
         <w:t xml:space="preserve"> </w:t>
       </w:r>
       <w:r>
-        <w:t xml:space="preserve">at 524</w:t>
-      </w:r>
-      <w:r>
-        <w:noBreakHyphen/>
-      </w:r>
-      <w:r>
-        <w:t xml:space="preserve">525. The defendant completed the program successfully.</w:t>
+        <w:t xml:space="preserve">at 524-⁠525. The defendant completed the program successfully.</w:t>
       </w:r>
       <w:r>
         <w:t xml:space="preserve"> </w:t>
@@ -13812,13 +13380,7 @@
         <w:t xml:space="preserve"> </w:t>
       </w:r>
       <w:r>
-        <w:t xml:space="preserve">at 295</w:t>
-      </w:r>
-      <w:r>
-        <w:noBreakHyphen/>
-      </w:r>
-      <w:r>
-        <w:t xml:space="preserve">97. The trial court issued a pretrial diversion order that required the defendant to complete 50 hours of community service, to not violate any laws, and to not have any unexcused absences from school.</w:t>
+        <w:t xml:space="preserve">at 295-⁠97. The trial court issued a pretrial diversion order that required the defendant to complete 50 hours of community service, to not violate any laws, and to not have any unexcused absences from school.</w:t>
       </w:r>
       <w:r>
         <w:t xml:space="preserve"> </w:t>
@@ -13979,13 +13541,7 @@
         <w:t xml:space="preserve">See Illinois v. Somerville</w:t>
       </w:r>
       <w:r>
-        <w:t xml:space="preserve">, 410 U.S. 458, 467</w:t>
-      </w:r>
-      <w:r>
-        <w:noBreakHyphen/>
-      </w:r>
-      <w:r>
-        <w:t xml:space="preserve">71 (1973);</w:t>
+        <w:t xml:space="preserve">, 410 U.S. 458, 467-⁠71 (1973);</w:t>
       </w:r>
       <w:r>
         <w:t xml:space="preserve"> </w:t>
@@ -13998,13 +13554,7 @@
         <w:t xml:space="preserve">United States v. Jorn</w:t>
       </w:r>
       <w:r>
-        <w:t xml:space="preserve">, 400 U.S. 470, 486</w:t>
-      </w:r>
-      <w:r>
-        <w:noBreakHyphen/>
-      </w:r>
-      <w:r>
-        <w:t xml:space="preserve">87 (1971);</w:t>
+        <w:t xml:space="preserve">, 400 U.S. 470, 486-⁠87 (1971);</w:t>
       </w:r>
       <w:r>
         <w:t xml:space="preserve"> </w:t>
@@ -14017,13 +13567,7 @@
         <w:t xml:space="preserve">United States v. Sisson</w:t>
       </w:r>
       <w:r>
-        <w:t xml:space="preserve">, 399 U.S. 267, 305</w:t>
-      </w:r>
-      <w:r>
-        <w:noBreakHyphen/>
-      </w:r>
-      <w:r>
-        <w:t xml:space="preserve">308 (1970).</w:t>
+        <w:t xml:space="preserve">, 399 U.S. 267, 305-⁠308 (1970).</w:t>
       </w:r>
     </w:p>
     <w:p>
@@ -14060,13 +13604,7 @@
         <w:t xml:space="preserve"> </w:t>
       </w:r>
       <w:r>
-        <w:t xml:space="preserve">(C 369; SUP2 C 7</w:t>
-      </w:r>
-      <w:r>
-        <w:noBreakHyphen/>
-      </w:r>
-      <w:r>
-        <w:t xml:space="preserve">29, SUP2 C 30, SUP2 C 364).</w:t>
+        <w:t xml:space="preserve">(C 369; SUP2 C 7-⁠29, SUP2 C 30, SUP2 C 364).</w:t>
       </w:r>
     </w:p>
     <w:p>
@@ -14499,13 +14037,7 @@
         <w:t xml:space="preserve">Green v. United States</w:t>
       </w:r>
       <w:r>
-        <w:t xml:space="preserve">, 355 U.S. 184, 187</w:t>
-      </w:r>
-      <w:r>
-        <w:noBreakHyphen/>
-      </w:r>
-      <w:r>
-        <w:t xml:space="preserve">88 (1957).</w:t>
+        <w:t xml:space="preserve">, 355 U.S. 184, 187-⁠88 (1957).</w:t>
       </w:r>
     </w:p>
     <w:p>
@@ -14526,13 +14058,7 @@
         <w:t xml:space="preserve">See Illinois v. Somerville</w:t>
       </w:r>
       <w:r>
-        <w:t xml:space="preserve">, 410 U.S. 458, 467</w:t>
-      </w:r>
-      <w:r>
-        <w:noBreakHyphen/>
-      </w:r>
-      <w:r>
-        <w:t xml:space="preserve">69 (1973). Indeed, the Supreme Court has admonished against the use of “technicalities” in interpreting the Double Jeopardy Clause, and the normal rule as to the attachment of jeopardy is merely a presumption which is rebuttable in cases where an analysis of the respective interests of the Government and the accused indicates that the policies of the Double Jeopardy Clause would be frustrated by further prosecution.</w:t>
+        <w:t xml:space="preserve">, 410 U.S. 458, 467-⁠69 (1973). Indeed, the Supreme Court has admonished against the use of “technicalities” in interpreting the Double Jeopardy Clause, and the normal rule as to the attachment of jeopardy is merely a presumption which is rebuttable in cases where an analysis of the respective interests of the Government and the accused indicates that the policies of the Double Jeopardy Clause would be frustrated by further prosecution.</w:t>
       </w:r>
       <w:r>
         <w:t xml:space="preserve"> </w:t>
@@ -14550,25 +14076,7 @@
         <w:pStyle w:val="BodyText"/>
       </w:pPr>
       <w:r>
-        <w:t xml:space="preserve">Here, the only reason there was even a second indictment was because the elected state’s attorney’s office’s resolution of the first indictment was not well received by the public, prompting a pro se petition for the appointment of a special prosecutor by a “concerned citizen.” (SUP2 C 729, SUP2 C 30, SUP2 C 71</w:t>
-      </w:r>
-      <w:r>
-        <w:noBreakHyphen/>
-      </w:r>
-      <w:r>
-        <w:t xml:space="preserve">85). And, as Special Prosecutor Webb complained, in his opinion, the punishment for the first indictment (community service and bond forfeiture) was not harsh enough. (C 687</w:t>
-      </w:r>
-      <w:r>
-        <w:noBreakHyphen/>
-      </w:r>
-      <w:r>
-        <w:t xml:space="preserve">688; C 726</w:t>
-      </w:r>
-      <w:r>
-        <w:noBreakHyphen/>
-      </w:r>
-      <w:r>
-        <w:t xml:space="preserve">728). However, “the Double Jeopardy Clause protects against the possibility that the Government is seeking the second punishment because it is dissatisfied with the sanction obtained in the first proceeding”</w:t>
+        <w:t xml:space="preserve">Here, the only reason there was even a second indictment was because the elected state’s attorney’s office’s resolution of the first indictment was not well received by the public, prompting a pro se petition for the appointment of a special prosecutor by a “concerned citizen.” (SUP2 C 729, SUP2 C 30, SUP2 C 71-⁠85). And, as Special Prosecutor Webb complained, in his opinion, the punishment for the first indictment (community service and bond forfeiture) was not harsh enough. (C 687-⁠688; C 726-⁠728). However, “the Double Jeopardy Clause protects against the possibility that the Government is seeking the second punishment because it is dissatisfied with the sanction obtained in the first proceeding”</w:t>
       </w:r>
       <w:r>
         <w:t xml:space="preserve"> </w:t>
@@ -16280,13 +15788,7 @@
         <w:t xml:space="preserve">Devine (In re Harris)</w:t>
       </w:r>
       <w:r>
-        <w:t xml:space="preserve">, 335 Ill. App. 3d at 525</w:t>
-      </w:r>
-      <w:r>
-        <w:noBreakHyphen/>
-      </w:r>
-      <w:r>
-        <w:t xml:space="preserve">526.</w:t>
+        <w:t xml:space="preserve">, 335 Ill. App. 3d at 525-⁠526.</w:t>
       </w:r>
     </w:p>
     <w:p>
@@ -16348,19 +15850,7 @@
         <w:pStyle w:val="BodyText"/>
       </w:pPr>
       <w:r>
-        <w:t xml:space="preserve">The unprecedented, renewed prosecution of Mr. Smollett stemmed from the improper and unlawful appointment of a special prosecutor in a manner that failed to comply with Section 3</w:t>
-      </w:r>
-      <w:r>
-        <w:noBreakHyphen/>
-      </w:r>
-      <w:r>
-        <w:t xml:space="preserve">9008 of the Illinois statute (55 ILCS 5/3</w:t>
-      </w:r>
-      <w:r>
-        <w:noBreakHyphen/>
-      </w:r>
-      <w:r>
-        <w:t xml:space="preserve">9008), and applicable law.</w:t>
+        <w:t xml:space="preserve">The unprecedented, renewed prosecution of Mr. Smollett stemmed from the improper and unlawful appointment of a special prosecutor in a manner that failed to comply with Section 3-⁠9008 of the Illinois statute (55 ILCS 5/3-⁠9008), and applicable law.</w:t>
       </w:r>
     </w:p>
     <w:p>
@@ -16674,19 +16164,7 @@
         <w:pStyle w:val="BodyText"/>
       </w:pPr>
       <w:r>
-        <w:t xml:space="preserve">The duties and powers of a State’s Attorney in the State of Illinois are governed by Section 3</w:t>
-      </w:r>
-      <w:r>
-        <w:noBreakHyphen/>
-      </w:r>
-      <w:r>
-        <w:t xml:space="preserve">9005 of the Counties Code, which provides that a State’s Attorney “shall commence and prosecute all actions, suits, indictments, and prosecutions, civil and criminal, in the circuit court of his county, in which the people of the State or county may be concerned.” 55 ILCS 5/3</w:t>
-      </w:r>
-      <w:r>
-        <w:noBreakHyphen/>
-      </w:r>
-      <w:r>
-        <w:t xml:space="preserve">9005(a)⁠(1) (West. 2018). The State’s Attorney, as a public official and a member of the executive branch of government, is vested with exclusive discretion of the initiation and management of criminal prosecutions in his county.</w:t>
+        <w:t xml:space="preserve">The duties and powers of a State’s Attorney in the State of Illinois are governed by Section 3-⁠9005 of the Counties Code, which provides that a State’s Attorney “shall commence and prosecute all actions, suits, indictments, and prosecutions, civil and criminal, in the circuit court of his county, in which the people of the State or county may be concerned.” 55 ILCS 5/3-⁠9005(a)⁠(1) (West. 2018). The State’s Attorney, as a public official and a member of the executive branch of government, is vested with exclusive discretion of the initiation and management of criminal prosecutions in his county.</w:t>
       </w:r>
       <w:r>
         <w:t xml:space="preserve"> </w:t>
@@ -16707,37 +16185,7 @@
         <w:pStyle w:val="BodyText"/>
       </w:pPr>
       <w:r>
-        <w:t xml:space="preserve">In very limited situations a State’s Attorney’s prosecutorial authority can be challenged. Section 3</w:t>
-      </w:r>
-      <w:r>
-        <w:noBreakHyphen/>
-      </w:r>
-      <w:r>
-        <w:t xml:space="preserve">9008 of the Illinois Compiled Statutes provides the entire legal framework by which a court is permitted to appoint a special prosecutor in a criminal proceeding in the State of Illinois. 55 ILCS 5/3</w:t>
-      </w:r>
-      <w:r>
-        <w:noBreakHyphen/>
-      </w:r>
-      <w:r>
-        <w:t xml:space="preserve">9008 (a</w:t>
-      </w:r>
-      <w:r>
-        <w:noBreakHyphen/>
-      </w:r>
-      <w:r>
-        <w:t xml:space="preserve">5); (a</w:t>
-      </w:r>
-      <w:r>
-        <w:noBreakHyphen/>
-      </w:r>
-      <w:r>
-        <w:t xml:space="preserve">10); (a</w:t>
-      </w:r>
-      <w:r>
-        <w:noBreakHyphen/>
-      </w:r>
-      <w:r>
-        <w:t xml:space="preserve">15). The specific subsection relevant to this matter reads as follows:</w:t>
+        <w:t xml:space="preserve">In very limited situations a State’s Attorney’s prosecutorial authority can be challenged. Section 3-⁠9008 of the Illinois Compiled Statutes provides the entire legal framework by which a court is permitted to appoint a special prosecutor in a criminal proceeding in the State of Illinois. 55 ILCS 5/3-⁠9008 (a-⁠5); (a-⁠10); (a-⁠15). The specific subsection relevant to this matter reads as follows:</w:t>
       </w:r>
     </w:p>
     <w:p>
@@ -16745,25 +16193,7 @@
         <w:pStyle w:val="XdQuoteOnly"/>
       </w:pPr>
       <w:r>
-        <w:t xml:space="preserve">(a</w:t>
-      </w:r>
-      <w:r>
-        <w:noBreakHyphen/>
-      </w:r>
-      <w:r>
-        <w:t xml:space="preserve">15) Notwithstanding subsections (a</w:t>
-      </w:r>
-      <w:r>
-        <w:noBreakHyphen/>
-      </w:r>
-      <w:r>
-        <w:t xml:space="preserve">5) and (a</w:t>
-      </w:r>
-      <w:r>
-        <w:noBreakHyphen/>
-      </w:r>
-      <w:r>
-        <w:t xml:space="preserve">10) of this Section, the State’s Attorney may file a petition to recuse himself or herself from a cause or proceeding for any other reason he or she deems appropriate, and the court shall appoint a special prosecutor as provided in this Section.</w:t>
+        <w:t xml:space="preserve">(a-⁠15) Notwithstanding subsections (a-⁠5) and (a-⁠10) of this Section, the State’s Attorney may file a petition to recuse himself or herself from a cause or proceeding for any other reason he or she deems appropriate, and the court shall appoint a special prosecutor as provided in this Section.</w:t>
       </w:r>
     </w:p>
     <w:p>
@@ -16771,19 +16201,7 @@
         <w:pStyle w:val="BodyText"/>
       </w:pPr>
       <w:r>
-        <w:t xml:space="preserve">55 ILCS 5/3</w:t>
-      </w:r>
-      <w:r>
-        <w:noBreakHyphen/>
-      </w:r>
-      <w:r>
-        <w:t xml:space="preserve">9008 (a</w:t>
-      </w:r>
-      <w:r>
-        <w:noBreakHyphen/>
-      </w:r>
-      <w:r>
-        <w:t xml:space="preserve">15). (Emphasis in bold added).</w:t>
+        <w:t xml:space="preserve">55 ILCS 5/3-⁠9008 (a-⁠15). (Emphasis in bold added).</w:t>
       </w:r>
     </w:p>
     <w:p>
@@ -16791,37 +16209,7 @@
         <w:pStyle w:val="BodyText"/>
       </w:pPr>
       <w:r>
-        <w:t xml:space="preserve">There is no authority allowing the court or anyone else to appoint a special prosecutor under subsection (a</w:t>
-      </w:r>
-      <w:r>
-        <w:noBreakHyphen/>
-      </w:r>
-      <w:r>
-        <w:t xml:space="preserve">15) absent a formal recusal petition from the prosecutor. The reason is subsection (a</w:t>
-      </w:r>
-      <w:r>
-        <w:noBreakHyphen/>
-      </w:r>
-      <w:r>
-        <w:t xml:space="preserve">15) does not anticipate scenarios with any actual conflicts. Moreover, State’s Attorney Foxx never intended to trigger statutory authority (a</w:t>
-      </w:r>
-      <w:r>
-        <w:noBreakHyphen/>
-      </w:r>
-      <w:r>
-        <w:t xml:space="preserve">15) because she never filed a petition to recuse herself with the courts. Finally, State’s Attorney Foxx objected to the appointment of a special prosecutor. (C 155; SUP2 C 7</w:t>
-      </w:r>
-      <w:r>
-        <w:noBreakHyphen/>
-      </w:r>
-      <w:r>
-        <w:t xml:space="preserve">29, SUP2 C 30, SUP2 C 71</w:t>
-      </w:r>
-      <w:r>
-        <w:noBreakHyphen/>
-      </w:r>
-      <w:r>
-        <w:t xml:space="preserve">85). The matter should have ended there.</w:t>
+        <w:t xml:space="preserve">There is no authority allowing the court or anyone else to appoint a special prosecutor under subsection (a-⁠15) absent a formal recusal petition from the prosecutor. The reason is subsection (a-⁠15) does not anticipate scenarios with any actual conflicts. Moreover, State’s Attorney Foxx never intended to trigger statutory authority (a-⁠15) because she never filed a petition to recuse herself with the courts. Finally, State’s Attorney Foxx objected to the appointment of a special prosecutor. (C 155; SUP2 C 7-⁠29, SUP2 C 30, SUP2 C 71-⁠85). The matter should have ended there.</w:t>
       </w:r>
     </w:p>
     <w:p>
@@ -16829,13 +16217,7 @@
         <w:pStyle w:val="BodyTextNote"/>
       </w:pPr>
       <w:r>
-        <w:t xml:space="preserve">By finding that Ms. Foxx triggered subsection (a</w:t>
-      </w:r>
-      <w:r>
-        <w:noBreakHyphen/>
-      </w:r>
-      <w:r>
-        <w:t xml:space="preserve">15) through media reports rather than a formal filing, the court misapplied the law, erroneously created statutory language that does not exist and exceeded its authority.</w:t>
+        <w:t xml:space="preserve">By finding that Ms. Foxx triggered subsection (a-⁠15) through media reports rather than a formal filing, the court misapplied the law, erroneously created statutory language that does not exist and exceeded its authority.</w:t>
       </w:r>
       <w:r>
         <w:rPr>
@@ -16847,13 +16229,7 @@
         <w:t xml:space="preserve"> </w:t>
       </w:r>
       <w:r>
-        <w:t xml:space="preserve">Accordingly, the appointment of a special prosecutor under 55 ILCS 5/3</w:t>
-      </w:r>
-      <w:r>
-        <w:noBreakHyphen/>
-      </w:r>
-      <w:r>
-        <w:t xml:space="preserve">9008 is void and the prosecution invalid since the appointment was not done in accordance with the statute’s plain language.</w:t>
+        <w:t xml:space="preserve">Accordingly, the appointment of a special prosecutor under 55 ILCS 5/3-⁠9008 is void and the prosecution invalid since the appointment was not done in accordance with the statute’s plain language.</w:t>
       </w:r>
       <w:r>
         <w:t xml:space="preserve"> </w:t>
@@ -17188,43 +16564,7 @@
         <w:pStyle w:val="BodyText"/>
       </w:pPr>
       <w:r>
-        <w:t xml:space="preserve">Here, although the petition for appointment of a special prosecutor sought the appointment based on subsections (a</w:t>
-      </w:r>
-      <w:r>
-        <w:noBreakHyphen/>
-      </w:r>
-      <w:r>
-        <w:t xml:space="preserve">5) and (a</w:t>
-      </w:r>
-      <w:r>
-        <w:noBreakHyphen/>
-      </w:r>
-      <w:r>
-        <w:t xml:space="preserve">10), the court correctly denied relief under those subsections but erroneously appointed the special prosecutor based exclusively on subsection (a</w:t>
-      </w:r>
-      <w:r>
-        <w:noBreakHyphen/>
-      </w:r>
-      <w:r>
-        <w:t xml:space="preserve">15). (CI 20</w:t>
-      </w:r>
-      <w:r>
-        <w:noBreakHyphen/>
-      </w:r>
-      <w:r>
-        <w:t xml:space="preserve">21; SUP2 C 7</w:t>
-      </w:r>
-      <w:r>
-        <w:noBreakHyphen/>
-      </w:r>
-      <w:r>
-        <w:t xml:space="preserve">29, SUP2 C 30, SUP2 C 86</w:t>
-      </w:r>
-      <w:r>
-        <w:noBreakHyphen/>
-      </w:r>
-      <w:r>
-        <w:t xml:space="preserve">109).</w:t>
+        <w:t xml:space="preserve">Here, although the petition for appointment of a special prosecutor sought the appointment based on subsections (a-⁠5) and (a-⁠10), the court correctly denied relief under those subsections but erroneously appointed the special prosecutor based exclusively on subsection (a-⁠15). (CI 20-⁠21; SUP2 C 7-⁠29, SUP2 C 30, SUP2 C 86-⁠109).</w:t>
       </w:r>
     </w:p>
     <w:p>
@@ -17232,19 +16572,7 @@
         <w:pStyle w:val="BodyText"/>
       </w:pPr>
       <w:r>
-        <w:t xml:space="preserve">The plain language of 55 ILCS 5/3</w:t>
-      </w:r>
-      <w:r>
-        <w:noBreakHyphen/>
-      </w:r>
-      <w:r>
-        <w:t xml:space="preserve">9008 (a</w:t>
-      </w:r>
-      <w:r>
-        <w:noBreakHyphen/>
-      </w:r>
-      <w:r>
-        <w:t xml:space="preserve">15) demonstrates that it is intended to apply to a very narrow and specific set of situations in order to allow certain pending matters to be properly prosecuted or defended despite the inability of the State’s Attorney to proceed.</w:t>
+        <w:t xml:space="preserve">The plain language of 55 ILCS 5/3-⁠9008 (a-⁠15) demonstrates that it is intended to apply to a very narrow and specific set of situations in order to allow certain pending matters to be properly prosecuted or defended despite the inability of the State’s Attorney to proceed.</w:t>
       </w:r>
       <w:r>
         <w:t xml:space="preserve"> </w:t>
@@ -17257,13 +16585,7 @@
         <w:t xml:space="preserve">People v. Morley</w:t>
       </w:r>
       <w:r>
-        <w:t xml:space="preserve">, 287 Ill. App. 3d 499, 503</w:t>
-      </w:r>
-      <w:r>
-        <w:noBreakHyphen/>
-      </w:r>
-      <w:r>
-        <w:t xml:space="preserve">04 (2d Dist. 1997). Indeed, the statutory language “to prosecute or defend a cause or proceeding” presupposes that there is a live proceeding in need of zealous prosecution.</w:t>
+        <w:t xml:space="preserve">, 287 Ill. App. 3d 499, 503-⁠04 (2d Dist. 1997). Indeed, the statutory language “to prosecute or defend a cause or proceeding” presupposes that there is a live proceeding in need of zealous prosecution.</w:t>
       </w:r>
       <w:r>
         <w:t xml:space="preserve"> </w:t>
@@ -17279,13 +16601,7 @@
         <w:t xml:space="preserve"> </w:t>
       </w:r>
       <w:r>
-        <w:t xml:space="preserve">55 ILCS 5/3</w:t>
-      </w:r>
-      <w:r>
-        <w:noBreakHyphen/>
-      </w:r>
-      <w:r>
-        <w:t xml:space="preserve">9008;</w:t>
+        <w:t xml:space="preserve">55 ILCS 5/3-⁠9008;</w:t>
       </w:r>
       <w:r>
         <w:t xml:space="preserve"> </w:t>
@@ -17319,25 +16635,7 @@
         <w:pStyle w:val="BodyText"/>
       </w:pPr>
       <w:r>
-        <w:t xml:space="preserve">Here, the case which the petitioner sought to have a special prosecutor appointed to (19 CR 03104</w:t>
-      </w:r>
-      <w:r>
-        <w:noBreakHyphen/>
-      </w:r>
-      <w:r>
-        <w:t xml:space="preserve">01) had already been prosecuted by representatives of the Cook County State’s Attorney’s Office, nolle prossed, and dismissed. (R 1458</w:t>
-      </w:r>
-      <w:r>
-        <w:noBreakHyphen/>
-      </w:r>
-      <w:r>
-        <w:t xml:space="preserve">1459; R 4</w:t>
-      </w:r>
-      <w:r>
-        <w:noBreakHyphen/>
-      </w:r>
-      <w:r>
-        <w:t xml:space="preserve">5). Because at the time the Petition was filed there was no criminal case pending in which the State’s Attorney was unable or unwilling to perform her prosecutorial duties, there was no statutory authority to appoint a special prosecutor, and the circuit judge exceeded its jurisdiction in doing so.</w:t>
+        <w:t xml:space="preserve">Here, the case which the petitioner sought to have a special prosecutor appointed to (19 CR 03104-⁠01) had already been prosecuted by representatives of the Cook County State’s Attorney’s Office, nolle prossed, and dismissed. (R 1458-⁠1459; R 4-⁠5). Because at the time the Petition was filed there was no criminal case pending in which the State’s Attorney was unable or unwilling to perform her prosecutorial duties, there was no statutory authority to appoint a special prosecutor, and the circuit judge exceeded its jurisdiction in doing so.</w:t>
       </w:r>
     </w:p>
     <w:p>
@@ -17615,19 +16913,7 @@
         <w:pStyle w:val="BodyText"/>
       </w:pPr>
       <w:r>
-        <w:t xml:space="preserve">The order’s broad prescription of authority to the special prosecutor, namely that the special prosecutor may “further prosecute” Mr. Smollett if reasonable grounds exist, was unquestionably vague and overbroad. (CI 26; SUP2 C 7</w:t>
-      </w:r>
-      <w:r>
-        <w:noBreakHyphen/>
-      </w:r>
-      <w:r>
-        <w:t xml:space="preserve">29, SUP2 C 30, SUP2 C 86</w:t>
-      </w:r>
-      <w:r>
-        <w:noBreakHyphen/>
-      </w:r>
-      <w:r>
-        <w:t xml:space="preserve">109). The order did not limit the investigation in any way or specify a date or event that would terminate the special prosecutor’s appointment. Illinois courts have held that such a deficiency renders the appointment vague and overbroad.</w:t>
+        <w:t xml:space="preserve">The order’s broad prescription of authority to the special prosecutor, namely that the special prosecutor may “further prosecute” Mr. Smollett if reasonable grounds exist, was unquestionably vague and overbroad. (CI 26; SUP2 C 7-⁠29, SUP2 C 30, SUP2 C 86-⁠109). The order did not limit the investigation in any way or specify a date or event that would terminate the special prosecutor’s appointment. Illinois courts have held that such a deficiency renders the appointment vague and overbroad.</w:t>
       </w:r>
       <w:r>
         <w:t xml:space="preserve"> </w:t>
@@ -18116,13 +17402,7 @@
         <w:pStyle w:val="BodyText"/>
       </w:pPr>
       <w:r>
-        <w:t xml:space="preserve">The circuit court further violated 55 ILCS 5/3</w:t>
-      </w:r>
-      <w:r>
-        <w:noBreakHyphen/>
-      </w:r>
-      <w:r>
-        <w:t xml:space="preserve">9008 by appointing a private attorney when public prosecuting agencies were willing and able to take the appointment, in direct contravention of the statute.</w:t>
+        <w:t xml:space="preserve">The circuit court further violated 55 ILCS 5/3-⁠9008 by appointing a private attorney when public prosecuting agencies were willing and able to take the appointment, in direct contravention of the statute.</w:t>
       </w:r>
     </w:p>
     <w:p>
@@ -18130,19 +17410,7 @@
         <w:pStyle w:val="BodyText"/>
       </w:pPr>
       <w:r>
-        <w:t xml:space="preserve">Subsection (a</w:t>
-      </w:r>
-      <w:r>
-        <w:noBreakHyphen/>
-      </w:r>
-      <w:r>
-        <w:t xml:space="preserve">20) of 55 ILCS 5/3</w:t>
-      </w:r>
-      <w:r>
-        <w:noBreakHyphen/>
-      </w:r>
-      <w:r>
-        <w:t xml:space="preserve">9008 addresses the specific steps necessary for a court to appoint a private attorney rather than a public agency as a special prosecutor in a given case. The section reads in relevant part:</w:t>
+        <w:t xml:space="preserve">Subsection (a-⁠20) of 55 ILCS 5/3-⁠9008 addresses the specific steps necessary for a court to appoint a private attorney rather than a public agency as a special prosecutor in a given case. The section reads in relevant part:</w:t>
       </w:r>
     </w:p>
     <w:p>
@@ -18158,19 +17426,7 @@
         <w:pStyle w:val="BodyText"/>
       </w:pPr>
       <w:r>
-        <w:t xml:space="preserve">55 ILCS 5/3</w:t>
-      </w:r>
-      <w:r>
-        <w:noBreakHyphen/>
-      </w:r>
-      <w:r>
-        <w:t xml:space="preserve">9008(a</w:t>
-      </w:r>
-      <w:r>
-        <w:noBreakHyphen/>
-      </w:r>
-      <w:r>
-        <w:t xml:space="preserve">20) (West 2006) (emphasis in italics added).</w:t>
+        <w:t xml:space="preserve">55 ILCS 5/3-⁠9008(a-⁠20) (West 2006) (emphasis in italics added).</w:t>
       </w:r>
     </w:p>
     <w:p>
@@ -18178,79 +17434,7 @@
         <w:pStyle w:val="BodyText"/>
       </w:pPr>
       <w:r>
-        <w:t xml:space="preserve">Here, Judge Toomin verbally told the parties that pursuant to the statute he had contacted numerous public agencies and that at least three public prosecutors had indicated their willingness and ability to accept the appointment. (C 446</w:t>
-      </w:r>
-      <w:r>
-        <w:noBreakHyphen/>
-      </w:r>
-      <w:r>
-        <w:t xml:space="preserve">467; R 148</w:t>
-      </w:r>
-      <w:r>
-        <w:noBreakHyphen/>
-      </w:r>
-      <w:r>
-        <w:t xml:space="preserve">159; SUP2 C 7</w:t>
-      </w:r>
-      <w:r>
-        <w:noBreakHyphen/>
-      </w:r>
-      <w:r>
-        <w:t xml:space="preserve">29, SUP2 C 30, SUP2 C 86</w:t>
-      </w:r>
-      <w:r>
-        <w:noBreakHyphen/>
-      </w:r>
-      <w:r>
-        <w:t xml:space="preserve">109). Yet, Judge Toomin summarily ruled that although these agencies were willing to accept the appointment, it was his opinion that they were not able to do so, and as such, he looked to the private sector for options, ultimately appointing Dan Webb of Winston &amp; Strawn LLP as the special prosecutor in this matter. (C 446</w:t>
-      </w:r>
-      <w:r>
-        <w:noBreakHyphen/>
-      </w:r>
-      <w:r>
-        <w:t xml:space="preserve">467; R 148</w:t>
-      </w:r>
-      <w:r>
-        <w:noBreakHyphen/>
-      </w:r>
-      <w:r>
-        <w:t xml:space="preserve">159; SUP2 C 7</w:t>
-      </w:r>
-      <w:r>
-        <w:noBreakHyphen/>
-      </w:r>
-      <w:r>
-        <w:t xml:space="preserve">29, SUP2 C 30, SUP2 C 86</w:t>
-      </w:r>
-      <w:r>
-        <w:noBreakHyphen/>
-      </w:r>
-      <w:r>
-        <w:t xml:space="preserve">109). The court failed to provide the parties with any further information including which public agencies were contacted by the court, which expressed their willingness and ability to accept the appointment, and on what basis the court believed the three willing public prosecutors were not “able” to accept the appointment. (C 446</w:t>
-      </w:r>
-      <w:r>
-        <w:noBreakHyphen/>
-      </w:r>
-      <w:r>
-        <w:t xml:space="preserve">467; R 148</w:t>
-      </w:r>
-      <w:r>
-        <w:noBreakHyphen/>
-      </w:r>
-      <w:r>
-        <w:t xml:space="preserve">159; SUP2 C 7</w:t>
-      </w:r>
-      <w:r>
-        <w:noBreakHyphen/>
-      </w:r>
-      <w:r>
-        <w:t xml:space="preserve">29, SUP2 C 30, SUP2 C 86</w:t>
-      </w:r>
-      <w:r>
-        <w:noBreakHyphen/>
-      </w:r>
-      <w:r>
-        <w:t xml:space="preserve">109).</w:t>
+        <w:t xml:space="preserve">Here, Judge Toomin verbally told the parties that pursuant to the statute he had contacted numerous public agencies and that at least three public prosecutors had indicated their willingness and ability to accept the appointment. (C 446-⁠467; R 148-⁠159; SUP2 C 7-⁠29, SUP2 C 30, SUP2 C 86-⁠109). Yet, Judge Toomin summarily ruled that although these agencies were willing to accept the appointment, it was his opinion that they were not able to do so, and as such, he looked to the private sector for options, ultimately appointing Dan Webb of Winston &amp; Strawn LLP as the special prosecutor in this matter. (C 446-⁠467; R 148-⁠159; SUP2 C 7-⁠29, SUP2 C 30, SUP2 C 86-⁠109). The court failed to provide the parties with any further information including which public agencies were contacted by the court, which expressed their willingness and ability to accept the appointment, and on what basis the court believed the three willing public prosecutors were not “able” to accept the appointment. (C 446-⁠467; R 148-⁠159; SUP2 C 7-⁠29, SUP2 C 30, SUP2 C 86-⁠109).</w:t>
       </w:r>
     </w:p>
     <w:p>
@@ -18914,49 +18098,7 @@
         <w:pStyle w:val="BodyText"/>
       </w:pPr>
       <w:r>
-        <w:t xml:space="preserve">On July 19, 2019, after Judge Toomin issued his order appointing a special prosecutor, counsel for Mr. Smollett timely filed a Motion for Substitution of Judge for Cause, based on comments from the Order, as well as a Motion for Reconsideration of the Order Granting the Appointment of Special Prosecutor. (SUP C 1046</w:t>
-      </w:r>
-      <w:r>
-        <w:noBreakHyphen/>
-      </w:r>
-      <w:r>
-        <w:t xml:space="preserve">1056; SUP C 883</w:t>
-      </w:r>
-      <w:r>
-        <w:noBreakHyphen/>
-      </w:r>
-      <w:r>
-        <w:t xml:space="preserve">1035; TEMP SUP2 C 7</w:t>
-      </w:r>
-      <w:r>
-        <w:noBreakHyphen/>
-      </w:r>
-      <w:r>
-        <w:t xml:space="preserve">29, SUP2 C 30, SUP2 C 33</w:t>
-      </w:r>
-      <w:r>
-        <w:noBreakHyphen/>
-      </w:r>
-      <w:r>
-        <w:t xml:space="preserve">119). But Judge Toomin denied this motion along with all other concurrently-filed motions on the grounds that Mr. Smollett did not have the right to intervene in the proceedings (yet another erroneous ruling). (R 115</w:t>
-      </w:r>
-      <w:r>
-        <w:noBreakHyphen/>
-      </w:r>
-      <w:r>
-        <w:t xml:space="preserve">147; SUP2 C 7</w:t>
-      </w:r>
-      <w:r>
-        <w:noBreakHyphen/>
-      </w:r>
-      <w:r>
-        <w:t xml:space="preserve">29, SUP2 C 30, SUP2 C 328</w:t>
-      </w:r>
-      <w:r>
-        <w:noBreakHyphen/>
-      </w:r>
-      <w:r>
-        <w:t xml:space="preserve">361).</w:t>
+        <w:t xml:space="preserve">On July 19, 2019, after Judge Toomin issued his order appointing a special prosecutor, counsel for Mr. Smollett timely filed a Motion for Substitution of Judge for Cause, based on comments from the Order, as well as a Motion for Reconsideration of the Order Granting the Appointment of Special Prosecutor. (SUP C 1046-⁠1056; SUP C 883-⁠1035; TEMP SUP2 C 7-⁠29, SUP2 C 30, SUP2 C 33-⁠119). But Judge Toomin denied this motion along with all other concurrently-filed motions on the grounds that Mr. Smollett did not have the right to intervene in the proceedings (yet another erroneous ruling). (R 115-⁠147; SUP2 C 7-⁠29, SUP2 C 30, SUP2 C 328-⁠361).</w:t>
       </w:r>
     </w:p>
     <w:p>
@@ -18990,31 +18132,7 @@
         <w:t xml:space="preserve">aff’d sub nom. People ex rel. Przybylinski v. Scott</w:t>
       </w:r>
       <w:r>
-        <w:t xml:space="preserve">, 19 Ill. 2d 500 (1960). To protect the integrity of the principles of due process and a fair trial as they relate to an impartial judiciary, Section 114</w:t>
-      </w:r>
-      <w:r>
-        <w:noBreakHyphen/>
-      </w:r>
-      <w:r>
-        <w:t xml:space="preserve">5(d) of the Code of Criminal Procedure provides that a defendant may move, at any time, for a substitution of the judge for cause, which shall be heard “by a judge not named in the motion.” 725 ILCS 5/114</w:t>
-      </w:r>
-      <w:r>
-        <w:noBreakHyphen/>
-      </w:r>
-      <w:r>
-        <w:t xml:space="preserve">5(d). Section 2</w:t>
-      </w:r>
-      <w:r>
-        <w:noBreakHyphen/>
-      </w:r>
-      <w:r>
-        <w:t xml:space="preserve">1001(a)⁠(3) of the Code of Civil Procedure similarly provides that a party in a civil action may petition the court for the substitution of judge for cause, which shall be heard “by a judge other than the judge named in the petition.” 735 ILCS 5/2</w:t>
-      </w:r>
-      <w:r>
-        <w:noBreakHyphen/>
-      </w:r>
-      <w:r>
-        <w:t xml:space="preserve">1001(a)⁠(3). Though Mr. Smollet was neither a defendant nor a party (because Judge Toomin denied his motion to intervene) the same due process principles should apply here in the interests of justice because the eventual second prosecution of Mr. Smollett implicated his Constitutional rights.</w:t>
+        <w:t xml:space="preserve">, 19 Ill. 2d 500 (1960). To protect the integrity of the principles of due process and a fair trial as they relate to an impartial judiciary, Section 114-⁠5(d) of the Code of Criminal Procedure provides that a defendant may move, at any time, for a substitution of the judge for cause, which shall be heard “by a judge not named in the motion.” 725 ILCS 5/114-⁠5(d). Section 2-⁠1001(a)⁠(3) of the Code of Civil Procedure similarly provides that a party in a civil action may petition the court for the substitution of judge for cause, which shall be heard “by a judge other than the judge named in the petition.” 735 ILCS 5/2-⁠1001(a)⁠(3). Though Mr. Smollet was neither a defendant nor a party (because Judge Toomin denied his motion to intervene) the same due process principles should apply here in the interests of justice because the eventual second prosecution of Mr. Smollett implicated his Constitutional rights.</w:t>
       </w:r>
     </w:p>
     <w:p>
@@ -19095,13 +18213,7 @@
         <w:t xml:space="preserve">See also People v. Bradshaw</w:t>
       </w:r>
       <w:r>
-        <w:t xml:space="preserve">, 171 Ill. App. 3d 971, 975</w:t>
-      </w:r>
-      <w:r>
-        <w:noBreakHyphen/>
-      </w:r>
-      <w:r>
-        <w:t xml:space="preserve">76 (1988).</w:t>
+        <w:t xml:space="preserve">, 171 Ill. App. 3d 971, 975-⁠76 (1988).</w:t>
       </w:r>
     </w:p>
     <w:p>
@@ -19109,49 +18221,7 @@
         <w:pStyle w:val="BodyText"/>
       </w:pPr>
       <w:r>
-        <w:t xml:space="preserve">From the very start of the circuit court’s order granting the appointment of a special prosecutor, Judge Toomin explicitly, unequivocally, and improperly set forth an opinion that Mr. Smollett was, in fact, guilty of charges which a) Mr. Smollett specifically pled not guilty to, and b) which, at the time of the appointment, had been duly dismissed. (CI 6</w:t>
-      </w:r>
-      <w:r>
-        <w:noBreakHyphen/>
-      </w:r>
-      <w:r>
-        <w:t xml:space="preserve">26; SUP2 C 7</w:t>
-      </w:r>
-      <w:r>
-        <w:noBreakHyphen/>
-      </w:r>
-      <w:r>
-        <w:t xml:space="preserve">29, SUP2 C 30, SUP2 C 86</w:t>
-      </w:r>
-      <w:r>
-        <w:noBreakHyphen/>
-      </w:r>
-      <w:r>
-        <w:t xml:space="preserve">109). For instance, Judge Toomin noted: “in perhaps the most prominent display of his acting potential, Smollett conceived a fantasy that propelled him from the role of a sympathetic victim of a vicious homophobic attack to that of a charlatan who fomented a hoax the equal of any twisted television intrigue.” (CI 6</w:t>
-      </w:r>
-      <w:r>
-        <w:noBreakHyphen/>
-      </w:r>
-      <w:r>
-        <w:t xml:space="preserve">26; CI 7; CI 10</w:t>
-      </w:r>
-      <w:r>
-        <w:noBreakHyphen/>
-      </w:r>
-      <w:r>
-        <w:t xml:space="preserve">11; SUP2 C 7</w:t>
-      </w:r>
-      <w:r>
-        <w:noBreakHyphen/>
-      </w:r>
-      <w:r>
-        <w:t xml:space="preserve">29, SUP2 C 30, SUP2 C 86</w:t>
-      </w:r>
-      <w:r>
-        <w:noBreakHyphen/>
-      </w:r>
-      <w:r>
-        <w:t xml:space="preserve">109).</w:t>
+        <w:t xml:space="preserve">From the very start of the circuit court’s order granting the appointment of a special prosecutor, Judge Toomin explicitly, unequivocally, and improperly set forth an opinion that Mr. Smollett was, in fact, guilty of charges which a) Mr. Smollett specifically pled not guilty to, and b) which, at the time of the appointment, had been duly dismissed. (CI 6-⁠26; SUP2 C 7-⁠29, SUP2 C 30, SUP2 C 86-⁠109). For instance, Judge Toomin noted: “in perhaps the most prominent display of his acting potential, Smollett conceived a fantasy that propelled him from the role of a sympathetic victim of a vicious homophobic attack to that of a charlatan who fomented a hoax the equal of any twisted television intrigue.” (CI 6-⁠26; CI 7; CI 10-⁠11; SUP2 C 7-⁠29, SUP2 C 30, SUP2 C 86-⁠109).</w:t>
       </w:r>
     </w:p>
     <w:p>
@@ -19159,13 +18229,7 @@
         <w:pStyle w:val="BodyText"/>
       </w:pPr>
       <w:r>
-        <w:t xml:space="preserve">Both the Illinois and United States Constitution’s guarantee the presumption of innocence to an accused in a criminal case. In the case at bar, Judge Toomin denied Mr. Smollett that constitutional guarantee. Significantly, at the juncture where Judge Toomin made “findings” of Mr. Smollett’s so-called guilt, there was no actual admissible evidence anywhere in the record based on which the court could have even made such factual findings. (SUP2 C 7</w:t>
-      </w:r>
-      <w:r>
-        <w:noBreakHyphen/>
-      </w:r>
-      <w:r>
-        <w:t xml:space="preserve">29, SUP2 C 30, SUP2 C 88).</w:t>
+        <w:t xml:space="preserve">Both the Illinois and United States Constitution’s guarantee the presumption of innocence to an accused in a criminal case. In the case at bar, Judge Toomin denied Mr. Smollett that constitutional guarantee. Significantly, at the juncture where Judge Toomin made “findings” of Mr. Smollett’s so-called guilt, there was no actual admissible evidence anywhere in the record based on which the court could have even made such factual findings. (SUP2 C 7-⁠29, SUP2 C 30, SUP2 C 88).</w:t>
       </w:r>
     </w:p>
     <w:p>
@@ -20625,13 +19689,7 @@
         <w:pStyle w:val="BodyText"/>
       </w:pPr>
       <w:r>
-        <w:t xml:space="preserve">Here, the first factor is not implicated since Mr. Smollett waived any conflict. (CI 193-CI 194; R 374-R 375); (SUP 2 C 4</w:t>
-      </w:r>
-      <w:r>
-        <w:noBreakHyphen/>
-      </w:r>
-      <w:r>
-        <w:t xml:space="preserve">6)</w:t>
+        <w:t xml:space="preserve">Here, the first factor is not implicated since Mr. Smollett waived any conflict. (CI 193-CI 194; R 374-R 375); (SUP 2 C 4-⁠6)</w:t>
       </w:r>
       <w:r>
         <w:t xml:space="preserve"> </w:t>
@@ -21079,25 +20137,7 @@
         <w:pStyle w:val="BodyTextNote"/>
       </w:pPr>
       <w:r>
-        <w:t xml:space="preserve">In the present case, from the inception of the Osundairo brothers’ intervenor’s allegation of a conflict, neither the OSP nor the intervenors ever disclosed the harmful conflict that would give the defense an unfair advantage over the prosecution witnesses. (CI 205</w:t>
-      </w:r>
-      <w:r>
-        <w:noBreakHyphen/>
-      </w:r>
-      <w:r>
-        <w:t xml:space="preserve">211; C1 303</w:t>
-      </w:r>
-      <w:r>
-        <w:noBreakHyphen/>
-      </w:r>
-      <w:r>
-        <w:t xml:space="preserve">305). In their intervenor’s motion, they claimed that significantly harmful information was given to lead counsel which they believed enabled lead counsel to form an opinion as to their “credibility and innocence.” (C1 294</w:t>
-      </w:r>
-      <w:r>
-        <w:noBreakHyphen/>
-      </w:r>
-      <w:r>
-        <w:t xml:space="preserve">305).</w:t>
+        <w:t xml:space="preserve">In the present case, from the inception of the Osundairo brothers’ intervenor’s allegation of a conflict, neither the OSP nor the intervenors ever disclosed the harmful conflict that would give the defense an unfair advantage over the prosecution witnesses. (CI 205-⁠211; C1 303-⁠305). In their intervenor’s motion, they claimed that significantly harmful information was given to lead counsel which they believed enabled lead counsel to form an opinion as to their “credibility and innocence.” (C1 294-⁠305).</w:t>
       </w:r>
       <w:r>
         <w:rPr>
@@ -21109,31 +20149,7 @@
         <w:t xml:space="preserve"> </w:t>
       </w:r>
       <w:r>
-        <w:t xml:space="preserve">At no point in time did the OSP or intervenors ever disclose the alleged significantly harmful information. (CI 294</w:t>
-      </w:r>
-      <w:r>
-        <w:noBreakHyphen/>
-      </w:r>
-      <w:r>
-        <w:t xml:space="preserve">304; CI 738</w:t>
-      </w:r>
-      <w:r>
-        <w:noBreakHyphen/>
-      </w:r>
-      <w:r>
-        <w:t xml:space="preserve">744; R 537</w:t>
-      </w:r>
-      <w:r>
-        <w:noBreakHyphen/>
-      </w:r>
-      <w:r>
-        <w:t xml:space="preserve">785). Further, in response to the intervenor’s filings, the defense repeatedly objected to the lack of disclosure of this alleged harmful conflict. (CI 237</w:t>
-      </w:r>
-      <w:r>
-        <w:noBreakHyphen/>
-      </w:r>
-      <w:r>
-        <w:t xml:space="preserve">245); (R 415).</w:t>
+        <w:t xml:space="preserve">At no point in time did the OSP or intervenors ever disclose the alleged significantly harmful information. (CI 294-⁠304; CI 738-⁠744; R 537-⁠785). Further, in response to the intervenor’s filings, the defense repeatedly objected to the lack of disclosure of this alleged harmful conflict. (CI 237-⁠245); (R 415).</w:t>
       </w:r>
     </w:p>
     <w:p>
@@ -21153,19 +20169,7 @@
         <w:t xml:space="preserve"> </w:t>
       </w:r>
       <w:r>
-        <w:t xml:space="preserve">(CI 738</w:t>
-      </w:r>
-      <w:r>
-        <w:noBreakHyphen/>
-      </w:r>
-      <w:r>
-        <w:t xml:space="preserve">744); (CI 154</w:t>
-      </w:r>
-      <w:r>
-        <w:noBreakHyphen/>
-      </w:r>
-      <w:r>
-        <w:t xml:space="preserve">166).</w:t>
+        <w:t xml:space="preserve">(CI 738-⁠744); (CI 154-⁠166).</w:t>
       </w:r>
     </w:p>
     <w:p>
@@ -21173,19 +20177,7 @@
         <w:pStyle w:val="BodyText"/>
       </w:pPr>
       <w:r>
-        <w:t xml:space="preserve">Further, prosecutors for the OSP admitted that even after meeting with the Osundairo brothers, they did not know the nature of the statements or information relating to the conflict because they did not want to infringe on the Osundairo brothers’ attorney-client privilege. (R 531</w:t>
-      </w:r>
-      <w:r>
-        <w:noBreakHyphen/>
-      </w:r>
-      <w:r>
-        <w:t xml:space="preserve">534). This explanation was given even though the evidentiary hearing was to be done in-camera. (R 432</w:t>
-      </w:r>
-      <w:r>
-        <w:noBreakHyphen/>
-      </w:r>
-      <w:r>
-        <w:t xml:space="preserve">434).</w:t>
+        <w:t xml:space="preserve">Further, prosecutors for the OSP admitted that even after meeting with the Osundairo brothers, they did not know the nature of the statements or information relating to the conflict because they did not want to infringe on the Osundairo brothers’ attorney-client privilege. (R 531-⁠534). This explanation was given even though the evidentiary hearing was to be done in-camera. (R 432-⁠434).</w:t>
       </w:r>
     </w:p>
     <w:p>
@@ -21193,13 +20185,7 @@
         <w:pStyle w:val="BodyText"/>
       </w:pPr>
       <w:r>
-        <w:t xml:space="preserve">Notwithstanding OSP’s failure to disclose the harmful conflict, the trial court insisted that an evidentiary hearing would proceed because, according to the trial court, the only issue to be inquired about was whether lead defense counsel had an attorney-client relationship with the Osundairo brothers. (R 510; R 494</w:t>
-      </w:r>
-      <w:r>
-        <w:noBreakHyphen/>
-      </w:r>
-      <w:r>
-        <w:t xml:space="preserve">534).</w:t>
+        <w:t xml:space="preserve">Notwithstanding OSP’s failure to disclose the harmful conflict, the trial court insisted that an evidentiary hearing would proceed because, according to the trial court, the only issue to be inquired about was whether lead defense counsel had an attorney-client relationship with the Osundairo brothers. (R 510; R 494-⁠534).</w:t>
       </w:r>
     </w:p>
     <w:p>
@@ -21241,31 +20227,7 @@
         <w:pStyle w:val="BodyText"/>
       </w:pPr>
       <w:r>
-        <w:t xml:space="preserve">Additionally, the OSP also informed the court that they were preparing to issue subpoenas for a conference call number that had an area code that matched lead defense counsel’s number. (R 456</w:t>
-      </w:r>
-      <w:r>
-        <w:noBreakHyphen/>
-      </w:r>
-      <w:r>
-        <w:t xml:space="preserve">458). According to the OSP, this conference number had made systematic, repeated, and lengthy calls with the Osundairo brothers during the periods they allegedly spoke to lead defense counsel. (R 457). By the next status hearing on May 4, 2021, the OSP had failed to turn over the phone records pertaining to their subpoena into the conference call number. (R 511</w:t>
-      </w:r>
-      <w:r>
-        <w:noBreakHyphen/>
-      </w:r>
-      <w:r>
-        <w:t xml:space="preserve">517). The OSP also failed to produce these records during the hearing. (R 763</w:t>
-      </w:r>
-      <w:r>
-        <w:noBreakHyphen/>
-      </w:r>
-      <w:r>
-        <w:t xml:space="preserve">778; R 766; R 593; CI 433</w:t>
-      </w:r>
-      <w:r>
-        <w:noBreakHyphen/>
-      </w:r>
-      <w:r>
-        <w:t xml:space="preserve">450).</w:t>
+        <w:t xml:space="preserve">Additionally, the OSP also informed the court that they were preparing to issue subpoenas for a conference call number that had an area code that matched lead defense counsel’s number. (R 456-⁠458). According to the OSP, this conference number had made systematic, repeated, and lengthy calls with the Osundairo brothers during the periods they allegedly spoke to lead defense counsel. (R 457). By the next status hearing on May 4, 2021, the OSP had failed to turn over the phone records pertaining to their subpoena into the conference call number. (R 511-⁠517). The OSP also failed to produce these records during the hearing. (R 763-⁠778; R 766; R 593; CI 433-⁠450).</w:t>
       </w:r>
     </w:p>
     <w:p>
@@ -21939,25 +20901,7 @@
         <w:pStyle w:val="BodyText"/>
       </w:pPr>
       <w:r>
-        <w:t xml:space="preserve">In the present case, the trial court erred in barring lead defense counsel from cross-examining the Osundairo brothers at trial, because the OSP failed to meet its clear and convincing burden of showing a conflict. (CI 745</w:t>
-      </w:r>
-      <w:r>
-        <w:noBreakHyphen/>
-      </w:r>
-      <w:r>
-        <w:t xml:space="preserve">754; CI 424</w:t>
-      </w:r>
-      <w:r>
-        <w:noBreakHyphen/>
-      </w:r>
-      <w:r>
-        <w:t xml:space="preserve">754); (R 432</w:t>
-      </w:r>
-      <w:r>
-        <w:noBreakHyphen/>
-      </w:r>
-      <w:r>
-        <w:t xml:space="preserve">434).</w:t>
+        <w:t xml:space="preserve">In the present case, the trial court erred in barring lead defense counsel from cross-examining the Osundairo brothers at trial, because the OSP failed to meet its clear and convincing burden of showing a conflict. (CI 745-⁠754; CI 424-⁠754); (R 432-⁠434).</w:t>
       </w:r>
     </w:p>
     <w:p>
@@ -21965,31 +20909,7 @@
         <w:pStyle w:val="BodyTextNote"/>
       </w:pPr>
       <w:r>
-        <w:t xml:space="preserve">During the hearing, the OSP failed to disclose the conflict. (R 537</w:t>
-      </w:r>
-      <w:r>
-        <w:noBreakHyphen/>
-      </w:r>
-      <w:r>
-        <w:t xml:space="preserve">785). Additionally, the trial court prohibited defense counsel from any line of questioning that inquired as to the nature of the conflict. (R 648, R 664</w:t>
-      </w:r>
-      <w:r>
-        <w:noBreakHyphen/>
-      </w:r>
-      <w:r>
-        <w:t xml:space="preserve">665, R 670</w:t>
-      </w:r>
-      <w:r>
-        <w:noBreakHyphen/>
-      </w:r>
-      <w:r>
-        <w:t xml:space="preserve">671, R 674</w:t>
-      </w:r>
-      <w:r>
-        <w:noBreakHyphen/>
-      </w:r>
-      <w:r>
-        <w:t xml:space="preserve">677).</w:t>
+        <w:t xml:space="preserve">During the hearing, the OSP failed to disclose the conflict. (R 537-⁠785). Additionally, the trial court prohibited defense counsel from any line of questioning that inquired as to the nature of the conflict. (R 648, R 664-⁠665, R 670-⁠671, R 674-⁠677).</w:t>
       </w:r>
       <w:r>
         <w:rPr>
@@ -22016,43 +20936,7 @@
         <w:pStyle w:val="BodyText"/>
       </w:pPr>
       <w:r>
-        <w:t xml:space="preserve">Additionally, the OSP failed to tender phone records of all cellphones the Osundairo brothers claimed to have used to talk to lead defense counsel. (R 589</w:t>
-      </w:r>
-      <w:r>
-        <w:noBreakHyphen/>
-      </w:r>
-      <w:r>
-        <w:t xml:space="preserve">620; R 638</w:t>
-      </w:r>
-      <w:r>
-        <w:noBreakHyphen/>
-      </w:r>
-      <w:r>
-        <w:t xml:space="preserve">680; R 704</w:t>
-      </w:r>
-      <w:r>
-        <w:noBreakHyphen/>
-      </w:r>
-      <w:r>
-        <w:t xml:space="preserve">739; R 740</w:t>
-      </w:r>
-      <w:r>
-        <w:noBreakHyphen/>
-      </w:r>
-      <w:r>
-        <w:t xml:space="preserve">747; R 763</w:t>
-      </w:r>
-      <w:r>
-        <w:noBreakHyphen/>
-      </w:r>
-      <w:r>
-        <w:t xml:space="preserve">778; CI 435</w:t>
-      </w:r>
-      <w:r>
-        <w:noBreakHyphen/>
-      </w:r>
-      <w:r>
-        <w:t xml:space="preserve">444).</w:t>
+        <w:t xml:space="preserve">Additionally, the OSP failed to tender phone records of all cellphones the Osundairo brothers claimed to have used to talk to lead defense counsel. (R 589-⁠620; R 638-⁠680; R 704-⁠739; R 740-⁠747; R 763-⁠778; CI 435-⁠444).</w:t>
       </w:r>
     </w:p>
     <w:p>
@@ -22060,19 +20944,7 @@
         <w:pStyle w:val="BodyText"/>
       </w:pPr>
       <w:r>
-        <w:t xml:space="preserve">Furthermore, the testimony of the Osundairo brothers was not credible. For example, Ola Osundairo testified that he called lead counsel in April of 2019 to terminate his services. (R 590</w:t>
-      </w:r>
-      <w:r>
-        <w:noBreakHyphen/>
-      </w:r>
-      <w:r>
-        <w:t xml:space="preserve">591). Yet, in Ola Osundairo’s 2021 affidavit, he claimed that lead counsel never communicated to them that he was declining their case and they believed that he would be available to represent them if their current counsel became unable or unwilling. (CI 309</w:t>
-      </w:r>
-      <w:r>
-        <w:noBreakHyphen/>
-      </w:r>
-      <w:r>
-        <w:t xml:space="preserve">310).</w:t>
+        <w:t xml:space="preserve">Furthermore, the testimony of the Osundairo brothers was not credible. For example, Ola Osundairo testified that he called lead counsel in April of 2019 to terminate his services. (R 590-⁠591). Yet, in Ola Osundairo’s 2021 affidavit, he claimed that lead counsel never communicated to them that he was declining their case and they believed that he would be available to represent them if their current counsel became unable or unwilling. (CI 309-⁠310).</w:t>
       </w:r>
     </w:p>
     <w:p>
@@ -22080,31 +20952,7 @@
         <w:pStyle w:val="BodyText"/>
       </w:pPr>
       <w:r>
-        <w:t xml:space="preserve">Also, the hearing established that none of the Osundairos had ever signed any agreements or paid any fees to hire lead counsel as their attorney, directly contradicting their affidavits indicating they believed lead counsel would still be available to represent them. (R 589</w:t>
-      </w:r>
-      <w:r>
-        <w:noBreakHyphen/>
-      </w:r>
-      <w:r>
-        <w:t xml:space="preserve">620, R 599</w:t>
-      </w:r>
-      <w:r>
-        <w:noBreakHyphen/>
-      </w:r>
-      <w:r>
-        <w:t xml:space="preserve">601, R 638</w:t>
-      </w:r>
-      <w:r>
-        <w:noBreakHyphen/>
-      </w:r>
-      <w:r>
-        <w:t xml:space="preserve">680; CI 303</w:t>
-      </w:r>
-      <w:r>
-        <w:noBreakHyphen/>
-      </w:r>
-      <w:r>
-        <w:t xml:space="preserve">312).</w:t>
+        <w:t xml:space="preserve">Also, the hearing established that none of the Osundairos had ever signed any agreements or paid any fees to hire lead counsel as their attorney, directly contradicting their affidavits indicating they believed lead counsel would still be available to represent them. (R 589-⁠620, R 599-⁠601, R 638-⁠680; CI 303-⁠312).</w:t>
       </w:r>
     </w:p>
     <w:p>
@@ -22112,43 +20960,7 @@
         <w:pStyle w:val="BodyText"/>
       </w:pPr>
       <w:r>
-        <w:t xml:space="preserve">Further, during the hearing all but one of the limited phone records submitted in evidence by the OSP corroborated the lead defense attorney’s earlier status hearing statements that he only had a conversation with the mother of the Osundairo brothers. (R 582</w:t>
-      </w:r>
-      <w:r>
-        <w:noBreakHyphen/>
-      </w:r>
-      <w:r>
-        <w:t xml:space="preserve">591; CI 435</w:t>
-      </w:r>
-      <w:r>
-        <w:noBreakHyphen/>
-      </w:r>
-      <w:r>
-        <w:t xml:space="preserve">444). Only one phone record showed a call from one of the Osundairo brothers to the lead defense attorney, lasting exactly one minute. (R 584</w:t>
-      </w:r>
-      <w:r>
-        <w:noBreakHyphen/>
-      </w:r>
-      <w:r>
-        <w:t xml:space="preserve">585, R 590</w:t>
-      </w:r>
-      <w:r>
-        <w:noBreakHyphen/>
-      </w:r>
-      <w:r>
-        <w:t xml:space="preserve">591; CI 435</w:t>
-      </w:r>
-      <w:r>
-        <w:noBreakHyphen/>
-      </w:r>
-      <w:r>
-        <w:t xml:space="preserve">444). But as the defense argued, this was more likely evidence that Ola Osundairo had only reached the lead defense attorney’s voicemail due to the exact one-minute length of the call. (R 767). Moreover, this call occurred in April of 2019, outside the timeframe in which the alleged undisclosed harmful conflict was transmitted to lead defense counsel. (R 766</w:t>
-      </w:r>
-      <w:r>
-        <w:noBreakHyphen/>
-      </w:r>
-      <w:r>
-        <w:t xml:space="preserve">768).</w:t>
+        <w:t xml:space="preserve">Further, during the hearing all but one of the limited phone records submitted in evidence by the OSP corroborated the lead defense attorney’s earlier status hearing statements that he only had a conversation with the mother of the Osundairo brothers. (R 582-⁠591; CI 435-⁠444). Only one phone record showed a call from one of the Osundairo brothers to the lead defense attorney, lasting exactly one minute. (R 584-⁠585, R 590-⁠591; CI 435-⁠444). But as the defense argued, this was more likely evidence that Ola Osundairo had only reached the lead defense attorney’s voicemail due to the exact one-minute length of the call. (R 767). Moreover, this call occurred in April of 2019, outside the timeframe in which the alleged undisclosed harmful conflict was transmitted to lead defense counsel. (R 766-⁠768).</w:t>
       </w:r>
     </w:p>
     <w:p>
@@ -22156,37 +20968,7 @@
         <w:pStyle w:val="BodyText"/>
       </w:pPr>
       <w:r>
-        <w:t xml:space="preserve">Moreover, the defense submitted, at the trial court’s suggestion, an affidavit along with a WhatsApp exchange wherein lead defense attorney informed the Osundairo brothers’ mother that he could not speak to, meet with, or give legal advice to her sons if they already had representation. (R 778</w:t>
-      </w:r>
-      <w:r>
-        <w:noBreakHyphen/>
-      </w:r>
-      <w:r>
-        <w:t xml:space="preserve">779; CI 451, CI 1032</w:t>
-      </w:r>
-      <w:r>
-        <w:noBreakHyphen/>
-      </w:r>
-      <w:r>
-        <w:t xml:space="preserve">1036; CI 1037</w:t>
-      </w:r>
-      <w:r>
-        <w:noBreakHyphen/>
-      </w:r>
-      <w:r>
-        <w:t xml:space="preserve">1038). During the hearing, Mrs. Osundairo admitted that the number shown in the WhatsApp message was hers. (R 717; R 717</w:t>
-      </w:r>
-      <w:r>
-        <w:noBreakHyphen/>
-      </w:r>
-      <w:r>
-        <w:t xml:space="preserve">719). This evidence, along with the OSP’s own phone records, corroborated lead attorney’s on-the-record statements that he had only spoken to the Osundairos’ mother. It is also worth noting that this WhatsApp record was never addressed in the trial court’s ruling. (CI 745-CI 754; CI 1037</w:t>
-      </w:r>
-      <w:r>
-        <w:noBreakHyphen/>
-      </w:r>
-      <w:r>
-        <w:t xml:space="preserve">1038).</w:t>
+        <w:t xml:space="preserve">Moreover, the defense submitted, at the trial court’s suggestion, an affidavit along with a WhatsApp exchange wherein lead defense attorney informed the Osundairo brothers’ mother that he could not speak to, meet with, or give legal advice to her sons if they already had representation. (R 778-⁠779; CI 451, CI 1032-⁠1036; CI 1037-⁠1038). During the hearing, Mrs. Osundairo admitted that the number shown in the WhatsApp message was hers. (R 717; R 717-⁠719). This evidence, along with the OSP’s own phone records, corroborated lead attorney’s on-the-record statements that he had only spoken to the Osundairos’ mother. It is also worth noting that this WhatsApp record was never addressed in the trial court’s ruling. (CI 745-CI 754; CI 1037-⁠1038).</w:t>
       </w:r>
     </w:p>
     <w:p>
@@ -22194,13 +20976,7 @@
         <w:pStyle w:val="BodyText"/>
       </w:pPr>
       <w:r>
-        <w:t xml:space="preserve">Finally, in the trial court’s ruling, the court seemed to imply that Mr. Smollett’s Sixth Amendment right to his attorney of choice was not infringed upon because of the presence and ability of other “highly skilled” attorneys to represent him or perform the cross examinations that the trial court denied lead defense counsel. (CI 745</w:t>
-      </w:r>
-      <w:r>
-        <w:noBreakHyphen/>
-      </w:r>
-      <w:r>
-        <w:t xml:space="preserve">754). However, this Court affirmed in</w:t>
+        <w:t xml:space="preserve">Finally, in the trial court’s ruling, the court seemed to imply that Mr. Smollett’s Sixth Amendment right to his attorney of choice was not infringed upon because of the presence and ability of other “highly skilled” attorneys to represent him or perform the cross examinations that the trial court denied lead defense counsel. (CI 745-⁠754). However, this Court affirmed in</w:t>
       </w:r>
       <w:r>
         <w:t xml:space="preserve"> </w:t>
@@ -22995,37 +21771,7 @@
         <w:pStyle w:val="BodyText"/>
       </w:pPr>
       <w:r>
-        <w:t xml:space="preserve">On or about October 5, 2019, the OSP held an hours long investigative interview with the Osundairo brothers, the key witnesses against Mr. Smollett, to learn key facts that would dictate whether the OSP would seek a new indictment against Mr. Smollett, and if so, to aid in their prosecution. (R 242</w:t>
-      </w:r>
-      <w:r>
-        <w:noBreakHyphen/>
-      </w:r>
-      <w:r>
-        <w:t xml:space="preserve">251). The defense made a request for the disclosure of OSP’s notes which the trial court denied as work-product privilege, without conducting an in-camera review. (R 242</w:t>
-      </w:r>
-      <w:r>
-        <w:noBreakHyphen/>
-      </w:r>
-      <w:r>
-        <w:t xml:space="preserve">251); (SUP 2 C 513</w:t>
-      </w:r>
-      <w:r>
-        <w:noBreakHyphen/>
-      </w:r>
-      <w:r>
-        <w:t xml:space="preserve">523). After that denial, the defense made another request to compel OSP to release its notes to the trial court for an in-camera review and this motion was denied by the trial court. (CI 337</w:t>
-      </w:r>
-      <w:r>
-        <w:noBreakHyphen/>
-      </w:r>
-      <w:r>
-        <w:t xml:space="preserve">345); (R 900</w:t>
-      </w:r>
-      <w:r>
-        <w:noBreakHyphen/>
-      </w:r>
-      <w:r>
-        <w:t xml:space="preserve">901).</w:t>
+        <w:t xml:space="preserve">On or about October 5, 2019, the OSP held an hours long investigative interview with the Osundairo brothers, the key witnesses against Mr. Smollett, to learn key facts that would dictate whether the OSP would seek a new indictment against Mr. Smollett, and if so, to aid in their prosecution. (R 242-⁠251). The defense made a request for the disclosure of OSP’s notes which the trial court denied as work-product privilege, without conducting an in-camera review. (R 242-⁠251); (SUP 2 C 513-⁠523). After that denial, the defense made another request to compel OSP to release its notes to the trial court for an in-camera review and this motion was denied by the trial court. (CI 337-⁠345); (R 900-⁠901).</w:t>
       </w:r>
     </w:p>
     <w:p>
@@ -23275,13 +22021,7 @@
         <w:t xml:space="preserve"> </w:t>
       </w:r>
       <w:r>
-        <w:t xml:space="preserve">at 346</w:t>
-      </w:r>
-      <w:r>
-        <w:noBreakHyphen/>
-      </w:r>
-      <w:r>
-        <w:t xml:space="preserve">47. Unable to determine if denial of the notes to the defense was prejudicial since the contents of the notes were destroyed, the</w:t>
+        <w:t xml:space="preserve">at 346-⁠47. Unable to determine if denial of the notes to the defense was prejudicial since the contents of the notes were destroyed, the</w:t>
       </w:r>
       <w:r>
         <w:t xml:space="preserve"> </w:t>
@@ -23381,13 +22121,7 @@
         <w:t xml:space="preserve">People v. Bassett</w:t>
       </w:r>
       <w:r>
-        <w:t xml:space="preserve">, 56 Ill. 2d 285, 290</w:t>
-      </w:r>
-      <w:r>
-        <w:noBreakHyphen/>
-      </w:r>
-      <w:r>
-        <w:t xml:space="preserve">92 (1974) (holding the same).</w:t>
+        <w:t xml:space="preserve">, 56 Ill. 2d 285, 290-⁠92 (1974) (holding the same).</w:t>
       </w:r>
     </w:p>
     <w:p>
@@ -24512,25 +23246,7 @@
         <w:pStyle w:val="BodyText"/>
       </w:pPr>
       <w:r>
-        <w:t xml:space="preserve">Yet despite this publicity which added to the complexity of the case, the trial court barred the attorneys from directly questioning the venire. (R 871); (R 874</w:t>
-      </w:r>
-      <w:r>
-        <w:noBreakHyphen/>
-      </w:r>
-      <w:r>
-        <w:t xml:space="preserve">80). Instead, the trial court made clear at various times that it was going to “take control of” voir dire and that it had its “method of operation” when it came to voir dire. (863</w:t>
-      </w:r>
-      <w:r>
-        <w:noBreakHyphen/>
-      </w:r>
-      <w:r>
-        <w:t xml:space="preserve">80); (R 873); (R 867); (R 863</w:t>
-      </w:r>
-      <w:r>
-        <w:noBreakHyphen/>
-      </w:r>
-      <w:r>
-        <w:t xml:space="preserve">64). Despite the publicity surrounding this case, the trial court insisted on treating voir dire no differently than any other case. (R 880).</w:t>
+        <w:t xml:space="preserve">Yet despite this publicity which added to the complexity of the case, the trial court barred the attorneys from directly questioning the venire. (R 871); (R 874-⁠80). Instead, the trial court made clear at various times that it was going to “take control of” voir dire and that it had its “method of operation” when it came to voir dire. (863-⁠80); (R 873); (R 867); (R 863-⁠64). Despite the publicity surrounding this case, the trial court insisted on treating voir dire no differently than any other case. (R 880).</w:t>
       </w:r>
     </w:p>
     <w:p>
@@ -24546,13 +23262,7 @@
         <w:pStyle w:val="BodyText"/>
       </w:pPr>
       <w:r>
-        <w:t xml:space="preserve">Moreover, most of the critical questions submitted by the defense were ignored and never posed to many of the jurors. (CI 726</w:t>
-      </w:r>
-      <w:r>
-        <w:noBreakHyphen/>
-      </w:r>
-      <w:r>
-        <w:t xml:space="preserve">728). For example, the defense submitted the following questions:</w:t>
+        <w:t xml:space="preserve">Moreover, most of the critical questions submitted by the defense were ignored and never posed to many of the jurors. (CI 726-⁠728). For example, the defense submitted the following questions:</w:t>
       </w:r>
     </w:p>
     <w:p>
@@ -24584,13 +23294,7 @@
         <w:pStyle w:val="BodyText"/>
       </w:pPr>
       <w:r>
-        <w:t xml:space="preserve">The importance of these questions cannot be missed. For example, potential jurors can be quick to agree with a judge to put aside potential bias, but what opinion they have formed about a case in the media is critical to exposing any potential immovable bias. Additionally, this is a case concerning accusations of a hate crime hoax involving an openly gay defendant and whether a potential juror has been accused of a hate crime is critical to vetting any bias. Finally, questions about the comedy routine were critical since there had been a popular comedy routine, watched by millions of Americans, which lampooned Mr. Smollett and declared his guilt before a trial. (R 880</w:t>
-      </w:r>
-      <w:r>
-        <w:noBreakHyphen/>
-      </w:r>
-      <w:r>
-        <w:t xml:space="preserve">881).</w:t>
+        <w:t xml:space="preserve">The importance of these questions cannot be missed. For example, potential jurors can be quick to agree with a judge to put aside potential bias, but what opinion they have formed about a case in the media is critical to exposing any potential immovable bias. Additionally, this is a case concerning accusations of a hate crime hoax involving an openly gay defendant and whether a potential juror has been accused of a hate crime is critical to vetting any bias. Finally, questions about the comedy routine were critical since there had been a popular comedy routine, watched by millions of Americans, which lampooned Mr. Smollett and declared his guilt before a trial. (R 880-⁠881).</w:t>
       </w:r>
     </w:p>
     <w:p>
@@ -24670,19 +23374,7 @@
         <w:pStyle w:val="BodyText"/>
       </w:pPr>
       <w:r>
-        <w:t xml:space="preserve">Finally, in the present case, Mr. Smollett suffered prejudice when the trial court denied his attorneys the ability to directly examine the venire. For example, during the trial court’s questioning of one prospective juror, Rosemary Mazzola (who was later impaneled as a juror), Mrs. Mazzola informed the trial court that numerous members of her family were current and former members of law enforcement. (R 1118</w:t>
-      </w:r>
-      <w:r>
-        <w:noBreakHyphen/>
-      </w:r>
-      <w:r>
-        <w:t xml:space="preserve">1120). As Mrs. Mazzola responded to questions regarding her family’s law enforcement affiliation, she attempted to supplement her answers, not once, but twice. (R 1120). But rather than inquire further into the law enforcement issue or allow Mrs. Mazzola to provide complete responses, the Court abruptly interrupted Mazzola. (R 1120</w:t>
-      </w:r>
-      <w:r>
-        <w:noBreakHyphen/>
-      </w:r>
-      <w:r>
-        <w:t xml:space="preserve">1121). Mrs. Mazzola also indicated to the court that she did Internet research and when the court asked her if she was “going to put that aside,” Mrs. Mazzola responded, “No, I thought…” but the rest of her statement was subsequently interrupted by the judge. (R 1121).</w:t>
+        <w:t xml:space="preserve">Finally, in the present case, Mr. Smollett suffered prejudice when the trial court denied his attorneys the ability to directly examine the venire. For example, during the trial court’s questioning of one prospective juror, Rosemary Mazzola (who was later impaneled as a juror), Mrs. Mazzola informed the trial court that numerous members of her family were current and former members of law enforcement. (R 1118-⁠1120). As Mrs. Mazzola responded to questions regarding her family’s law enforcement affiliation, she attempted to supplement her answers, not once, but twice. (R 1120). But rather than inquire further into the law enforcement issue or allow Mrs. Mazzola to provide complete responses, the Court abruptly interrupted Mazzola. (R 1120-⁠1121). Mrs. Mazzola also indicated to the court that she did Internet research and when the court asked her if she was “going to put that aside,” Mrs. Mazzola responded, “No, I thought…” but the rest of her statement was subsequently interrupted by the judge. (R 1121).</w:t>
       </w:r>
     </w:p>
     <w:p>
@@ -24690,19 +23382,7 @@
         <w:pStyle w:val="BodyText"/>
       </w:pPr>
       <w:r>
-        <w:t xml:space="preserve">When the Defense asked the Court to consider a motion for cause as to Mrs. Mazzola, the Court denied the motion. (R 1131</w:t>
-      </w:r>
-      <w:r>
-        <w:noBreakHyphen/>
-      </w:r>
-      <w:r>
-        <w:t xml:space="preserve">32). At a later point, before the jury had been empaneled, the defense requested that further inquiry be made of Mrs. Mazzola because of her law enforcement ties and the judge agreed to inquire further. (R 1177). However, no inquiries were ever made. (R 1177</w:t>
-      </w:r>
-      <w:r>
-        <w:noBreakHyphen/>
-      </w:r>
-      <w:r>
-        <w:t xml:space="preserve">79). And this failure to further inquire contradicted the trial court’s earlier assurances to the defense that sidebars and follow up questions would be permitted. (R 872).</w:t>
+        <w:t xml:space="preserve">When the Defense asked the Court to consider a motion for cause as to Mrs. Mazzola, the Court denied the motion. (R 1131-⁠32). At a later point, before the jury had been empaneled, the defense requested that further inquiry be made of Mrs. Mazzola because of her law enforcement ties and the judge agreed to inquire further. (R 1177). However, no inquiries were ever made. (R 1177-⁠79). And this failure to further inquire contradicted the trial court’s earlier assurances to the defense that sidebars and follow up questions would be permitted. (R 872).</w:t>
       </w:r>
     </w:p>
     <w:p>
@@ -25345,13 +24025,7 @@
         <w:pStyle w:val="BodyText"/>
       </w:pPr>
       <w:r>
-        <w:t xml:space="preserve">The trial court committed reversible error by failing to allow the defense to provide an accomplice jury instruction where the facts of the case specifically called for such an instruction to be given. (R 3000</w:t>
-      </w:r>
-      <w:r>
-        <w:noBreakHyphen/>
-      </w:r>
-      <w:r>
-        <w:t xml:space="preserve">3010).</w:t>
+        <w:t xml:space="preserve">The trial court committed reversible error by failing to allow the defense to provide an accomplice jury instruction where the facts of the case specifically called for such an instruction to be given. (R 3000-⁠3010).</w:t>
       </w:r>
     </w:p>
     <w:p>
@@ -25422,13 +24096,7 @@
         <w:t xml:space="preserve"> </w:t>
       </w:r>
       <w:r>
-        <w:t xml:space="preserve">at 466</w:t>
-      </w:r>
-      <w:r>
-        <w:noBreakHyphen/>
-      </w:r>
-      <w:r>
-        <w:t xml:space="preserve">467.</w:t>
+        <w:t xml:space="preserve">at 466-⁠467.</w:t>
       </w:r>
       <w:r>
         <w:t xml:space="preserve"> </w:t>
@@ -25504,31 +24172,7 @@
         <w:pStyle w:val="BodyText"/>
       </w:pPr>
       <w:r>
-        <w:t xml:space="preserve">Here, the circumstances existed for the trial Court to give the IPI 3.17 instruction to the jury. Both Osundairo brothers admitted to being involved in planning the attack on Mr. Smollett. (R 1887</w:t>
-      </w:r>
-      <w:r>
-        <w:noBreakHyphen/>
-      </w:r>
-      <w:r>
-        <w:t xml:space="preserve">1897); (R 1884</w:t>
-      </w:r>
-      <w:r>
-        <w:noBreakHyphen/>
-      </w:r>
-      <w:r>
-        <w:t xml:space="preserve">1907); (R 2170</w:t>
-      </w:r>
-      <w:r>
-        <w:noBreakHyphen/>
-      </w:r>
-      <w:r>
-        <w:t xml:space="preserve">2171); (R 2231</w:t>
-      </w:r>
-      <w:r>
-        <w:noBreakHyphen/>
-      </w:r>
-      <w:r>
-        <w:t xml:space="preserve">2234); (R 2302). Thus, under</w:t>
+        <w:t xml:space="preserve">Here, the circumstances existed for the trial Court to give the IPI 3.17 instruction to the jury. Both Osundairo brothers admitted to being involved in planning the attack on Mr. Smollett. (R 1887-⁠1897); (R 1884-⁠1907); (R 2170-⁠2171); (R 2231-⁠2234); (R 2302). Thus, under</w:t>
       </w:r>
       <w:r>
         <w:t xml:space="preserve"> </w:t>
@@ -25565,31 +24209,7 @@
         <w:pStyle w:val="BodyText"/>
       </w:pPr>
       <w:r>
-        <w:t xml:space="preserve">Since the only direct evidence of Mr. Smollett’s involvement in the attack comes from the uncorroborated self-serving testimony of the Osundairo brothers, Mr. Smollett’s guilt or innocence depended entirely on the credibility, or lack thereof, of the Osundairo brothers. (R 1805</w:t>
-      </w:r>
-      <w:r>
-        <w:noBreakHyphen/>
-      </w:r>
-      <w:r>
-        <w:t xml:space="preserve">1991; R 1999</w:t>
-      </w:r>
-      <w:r>
-        <w:noBreakHyphen/>
-      </w:r>
-      <w:r>
-        <w:t xml:space="preserve">2133; R 2134</w:t>
-      </w:r>
-      <w:r>
-        <w:noBreakHyphen/>
-      </w:r>
-      <w:r>
-        <w:t xml:space="preserve">2220; R 2226</w:t>
-      </w:r>
-      <w:r>
-        <w:noBreakHyphen/>
-      </w:r>
-      <w:r>
-        <w:t xml:space="preserve">2335). For precisely circumstances such as this, where the record shows varying versions of events from witnesses who may have faced criminal liability but for their statements implicating another rather than themselves, it was necessary to provide any jury instruction which would allow a defendant to present his theory of the case where evidence in the record supports such a theory.</w:t>
+        <w:t xml:space="preserve">Since the only direct evidence of Mr. Smollett’s involvement in the attack comes from the uncorroborated self-serving testimony of the Osundairo brothers, Mr. Smollett’s guilt or innocence depended entirely on the credibility, or lack thereof, of the Osundairo brothers. (R 1805-⁠1991; R 1999-⁠2133; R 2134-⁠2220; R 2226-⁠2335). For precisely circumstances such as this, where the record shows varying versions of events from witnesses who may have faced criminal liability but for their statements implicating another rather than themselves, it was necessary to provide any jury instruction which would allow a defendant to present his theory of the case where evidence in the record supports such a theory.</w:t>
       </w:r>
       <w:r>
         <w:t xml:space="preserve"> </w:t>
@@ -27316,31 +25936,7 @@
         <w:pStyle w:val="BodyText"/>
       </w:pPr>
       <w:r>
-        <w:t xml:space="preserve">In the present case Mr. Smollett was convicted of non-violent disorderly conduct class 4 felonies. (C 1420); (C 1713</w:t>
-      </w:r>
-      <w:r>
-        <w:noBreakHyphen/>
-      </w:r>
-      <w:r>
-        <w:t xml:space="preserve">1721). Additionally, Mr. Smollett received a pre-sentence report from the adult probation department which ranked him as a low risk (CI 92); (CI 84</w:t>
-      </w:r>
-      <w:r>
-        <w:noBreakHyphen/>
-      </w:r>
-      <w:r>
-        <w:t xml:space="preserve">92). And as the defense argued, a low-risk ranking calls for “minimum supervision or non-reporting supervision.” (SUP C 1744); (SUP C 1726). Thus, the adult probation department did not view Mr. Smollett as a candidate for incarceration. Additionally, Mr. Smollett’s mitigation demonstrated that he was not recidivist. For instance, the defense put forth substantial letters from civic leaders and organizations as well as testimony in mitigation on behalf of the defendant regarding his character and significant public service. (CI 93-CI 104; R 3439-R 3490). Also, the defense presented an affidavit from an epidemiologist declaring the health risk a custodial setting will pose to Mr. Smollett within the context of the current COVID 19 epidemic. (SUP C 1721-SUP C 1773); (SUP C 1745</w:t>
-      </w:r>
-      <w:r>
-        <w:noBreakHyphen/>
-      </w:r>
-      <w:r>
-        <w:t xml:space="preserve">1773). Additionally, a custodial setting posed a great danger to Mr. Smollett due to his unpopularity. This risk was obvious to the trial court which ordered that the 150-day jail term be served in protective custody. (SUP C 1774). Apart from the obvious cost to taxpayers, protective custody causes physical and mental isolation and is also no guarantee of Mr. Smollett’s physical safety. (SUP C 1731</w:t>
-      </w:r>
-      <w:r>
-        <w:noBreakHyphen/>
-      </w:r>
-      <w:r>
-        <w:t xml:space="preserve">1733).</w:t>
+        <w:t xml:space="preserve">In the present case Mr. Smollett was convicted of non-violent disorderly conduct class 4 felonies. (C 1420); (C 1713-⁠1721). Additionally, Mr. Smollett received a pre-sentence report from the adult probation department which ranked him as a low risk (CI 92); (CI 84-⁠92). And as the defense argued, a low-risk ranking calls for “minimum supervision or non-reporting supervision.” (SUP C 1744); (SUP C 1726). Thus, the adult probation department did not view Mr. Smollett as a candidate for incarceration. Additionally, Mr. Smollett’s mitigation demonstrated that he was not recidivist. For instance, the defense put forth substantial letters from civic leaders and organizations as well as testimony in mitigation on behalf of the defendant regarding his character and significant public service. (CI 93-CI 104; R 3439-R 3490). Also, the defense presented an affidavit from an epidemiologist declaring the health risk a custodial setting will pose to Mr. Smollett within the context of the current COVID 19 epidemic. (SUP C 1721-SUP C 1773); (SUP C 1745-⁠1773). Additionally, a custodial setting posed a great danger to Mr. Smollett due to his unpopularity. This risk was obvious to the trial court which ordered that the 150-day jail term be served in protective custody. (SUP C 1774). Apart from the obvious cost to taxpayers, protective custody causes physical and mental isolation and is also no guarantee of Mr. Smollett’s physical safety. (SUP C 1731-⁠1733).</w:t>
       </w:r>
     </w:p>
     <w:p>
@@ -27395,19 +25991,7 @@
         <w:t xml:space="preserve">Brown</w:t>
       </w:r>
       <w:r>
-        <w:t xml:space="preserve">, 2015 IL App (1st) 130048, ¶ 44. (R 3524</w:t>
-      </w:r>
-      <w:r>
-        <w:noBreakHyphen/>
-      </w:r>
-      <w:r>
-        <w:t xml:space="preserve">3557). For instance, during sentencing, the trial court remarked that Mr. Smollett was a hypocrite on social justice issues who wanted to throw a national pity party. (R 3534). Additionally, the trial court accused Mr. Smollett of being selfish, arrogant, and narcissistic and accused him of using up policing resources “for your own benefit and that’s a problem here.” (R 3536); (R 3551</w:t>
-      </w:r>
-      <w:r>
-        <w:noBreakHyphen/>
-      </w:r>
-      <w:r>
-        <w:t xml:space="preserve">3552).</w:t>
+        <w:t xml:space="preserve">, 2015 IL App (1st) 130048, ¶ 44. (R 3524-⁠3557). For instance, during sentencing, the trial court remarked that Mr. Smollett was a hypocrite on social justice issues who wanted to throw a national pity party. (R 3534). Additionally, the trial court accused Mr. Smollett of being selfish, arrogant, and narcissistic and accused him of using up policing resources “for your own benefit and that’s a problem here.” (R 3536); (R 3551-⁠3552).</w:t>
       </w:r>
       <w:r>
         <w:rPr>
@@ -27481,31 +26065,7 @@
         <w:pStyle w:val="BodyTextNote"/>
       </w:pPr>
       <w:r>
-        <w:t xml:space="preserve">In imposing restitution upon a defendant as a portion of a sentence, the trial court is bound by the terms of the statutory language set forth in chapter 5, section 5</w:t>
-      </w:r>
-      <w:r>
-        <w:noBreakHyphen/>
-      </w:r>
-      <w:r>
-        <w:t xml:space="preserve">5</w:t>
-      </w:r>
-      <w:r>
-        <w:noBreakHyphen/>
-      </w:r>
-      <w:r>
-        <w:t xml:space="preserve">6 of the Illinois compiled statutes. 730 ILCS 5/5</w:t>
-      </w:r>
-      <w:r>
-        <w:noBreakHyphen/>
-      </w:r>
-      <w:r>
-        <w:t xml:space="preserve">5</w:t>
-      </w:r>
-      <w:r>
-        <w:noBreakHyphen/>
-      </w:r>
-      <w:r>
-        <w:t xml:space="preserve">6. To be clear, the statute makes no allowances for sums to be paid for punitive purposes or for expenses that would have occurred with or without the defendant being the cause.</w:t>
+        <w:t xml:space="preserve">In imposing restitution upon a defendant as a portion of a sentence, the trial court is bound by the terms of the statutory language set forth in chapter 5, section 5-⁠5-⁠6 of the Illinois compiled statutes. 730 ILCS 5/5-⁠5-⁠6. To be clear, the statute makes no allowances for sums to be paid for punitive purposes or for expenses that would have occurred with or without the defendant being the cause.</w:t>
       </w:r>
       <w:r>
         <w:t xml:space="preserve"> </w:t>
@@ -27547,13 +26107,7 @@
         <w:t xml:space="preserve">People v. Derengoski</w:t>
       </w:r>
       <w:r>
-        <w:t xml:space="preserve">, 247 Ill. App. 3d 751, 752</w:t>
-      </w:r>
-      <w:r>
-        <w:noBreakHyphen/>
-      </w:r>
-      <w:r>
-        <w:t xml:space="preserve">53 (1993), et al.</w:t>
+        <w:t xml:space="preserve">, 247 Ill. App. 3d 751, 752-⁠53 (1993), et al.</w:t>
       </w:r>
       <w:r>
         <w:rPr>
@@ -27565,61 +26119,7 @@
         <w:t xml:space="preserve"> </w:t>
       </w:r>
       <w:r>
-        <w:t xml:space="preserve">Thus, the trial court erred when it imposed $120,106 restitution on Mr. Smollett for the overtime expenses incurred by the Chicago police department during his investigation. (SUP C 1777); (C 1712); (C 1685</w:t>
-      </w:r>
-      <w:r>
-        <w:noBreakHyphen/>
-      </w:r>
-      <w:r>
-        <w:t xml:space="preserve">1693); R 3435</w:t>
-      </w:r>
-      <w:r>
-        <w:noBreakHyphen/>
-      </w:r>
-      <w:r>
-        <w:t xml:space="preserve">3439). Moreover, the OSP’s receipts justifying such restitution were fraught with issues. For example, the first three pages of the receipts submitted by OSP are devoid of any dates, times, or description of work done to corroborate regular or overtime hours. (C 1689</w:t>
-      </w:r>
-      <w:r>
-        <w:noBreakHyphen/>
-      </w:r>
-      <w:r>
-        <w:t xml:space="preserve">1691). Pages four and five have dates but lack any description of work done. (C 1692</w:t>
-      </w:r>
-      <w:r>
-        <w:noBreakHyphen/>
-      </w:r>
-      <w:r>
-        <w:t xml:space="preserve">1693). Second, nearly all the officers listed in the receipts as working on the case are nowhere in any of the evidence or records presented during pretrial discovery or at trial. (C 1689</w:t>
-      </w:r>
-      <w:r>
-        <w:noBreakHyphen/>
-      </w:r>
-      <w:r>
-        <w:t xml:space="preserve">1693). Third, in the receipts that do have dates listed, only two entries occurred on or before Mr. Smollett was arrested on February 15, 2019. (C 1692</w:t>
-      </w:r>
-      <w:r>
-        <w:noBreakHyphen/>
-      </w:r>
-      <w:r>
-        <w:t xml:space="preserve">1693). The remaining hours worked occurred on dates after Mr. Smollett’s arrest and when he had been officially charged with disorderly conduct. (C 1692</w:t>
-      </w:r>
-      <w:r>
-        <w:noBreakHyphen/>
-      </w:r>
-      <w:r>
-        <w:t xml:space="preserve">1693). Accordingly, the only conceivable overtime should have occurred when officers were looking for Mr. Smollett’s attackers prior to him being charged. Lastly, as an example of the deficiencies with the receipts, Officer Kimberly Murray testified at trial that she only worked on the Smollett case for two days, January 29</w:t>
-      </w:r>
-      <w:r>
-        <w:noBreakHyphen/>
-      </w:r>
-      <w:r>
-        <w:t xml:space="preserve">30, 2019. (R 1667</w:t>
-      </w:r>
-      <w:r>
-        <w:noBreakHyphen/>
-      </w:r>
-      <w:r>
-        <w:t xml:space="preserve">1669). On the page of receipts that lists Officer Murray, she is listed as having accrued 50.75 hours of overtime and 17 hours of regular time. (C 1690). Given the two-day (48-hour) time-period Officer Murray admitted to being involved with the case, accruing 67 hours of work is simply not possible.</w:t>
+        <w:t xml:space="preserve">Thus, the trial court erred when it imposed $120,106 restitution on Mr. Smollett for the overtime expenses incurred by the Chicago police department during his investigation. (SUP C 1777); (C 1712); (C 1685-⁠1693); R 3435-⁠3439). Moreover, the OSP’s receipts justifying such restitution were fraught with issues. For example, the first three pages of the receipts submitted by OSP are devoid of any dates, times, or description of work done to corroborate regular or overtime hours. (C 1689-⁠1691). Pages four and five have dates but lack any description of work done. (C 1692-⁠1693). Second, nearly all the officers listed in the receipts as working on the case are nowhere in any of the evidence or records presented during pretrial discovery or at trial. (C 1689-⁠1693). Third, in the receipts that do have dates listed, only two entries occurred on or before Mr. Smollett was arrested on February 15, 2019. (C 1692-⁠1693). The remaining hours worked occurred on dates after Mr. Smollett’s arrest and when he had been officially charged with disorderly conduct. (C 1692-⁠1693). Accordingly, the only conceivable overtime should have occurred when officers were looking for Mr. Smollett’s attackers prior to him being charged. Lastly, as an example of the deficiencies with the receipts, Officer Kimberly Murray testified at trial that she only worked on the Smollett case for two days, January 29-⁠30, 2019. (R 1667-⁠1669). On the page of receipts that lists Officer Murray, she is listed as having accrued 50.75 hours of overtime and 17 hours of regular time. (C 1690). Given the two-day (48-hour) time-period Officer Murray admitted to being involved with the case, accruing 67 hours of work is simply not possible.</w:t>
       </w:r>
     </w:p>
     <w:p>
@@ -29164,13 +27664,7 @@
         <w:pStyle w:val="BodyText"/>
       </w:pPr>
       <w:r>
-        <w:t xml:space="preserve">In the present case, the Defense sought to show that detectives rushed to judgment and did not properly investigate Mr. Smollett’s claims that he was a victim of a real attack which was driven by the homophobic motives of his attackers. During cross examination, the defense was consistently frustrated in those goals by inappropriate commentary from the trial court, in front of the jury. For instance, the defense attempted to cross-examine Detective Theis on implicit homophobic statements made by a fellow detective, in his presence, during an interrogation. Specifically, the offending detective had described Mr. Smollett as having a pretty face. (R 1486</w:t>
-      </w:r>
-      <w:r>
-        <w:noBreakHyphen/>
-      </w:r>
-      <w:r>
-        <w:t xml:space="preserve">1489). The trial court was dismissive of this line of questioning when it declared, in front of the jury, and after an objection from the OSP, “he can answer did he say that. So what? Did he say it?” (R 1488). (Emphasis in bold added).</w:t>
+        <w:t xml:space="preserve">In the present case, the Defense sought to show that detectives rushed to judgment and did not properly investigate Mr. Smollett’s claims that he was a victim of a real attack which was driven by the homophobic motives of his attackers. During cross examination, the defense was consistently frustrated in those goals by inappropriate commentary from the trial court, in front of the jury. For instance, the defense attempted to cross-examine Detective Theis on implicit homophobic statements made by a fellow detective, in his presence, during an interrogation. Specifically, the offending detective had described Mr. Smollett as having a pretty face. (R 1486-⁠1489). The trial court was dismissive of this line of questioning when it declared, in front of the jury, and after an objection from the OSP, “he can answer did he say that. So what? Did he say it?” (R 1488). (Emphasis in bold added).</w:t>
       </w:r>
     </w:p>
     <w:p>
@@ -29178,13 +27672,7 @@
         <w:pStyle w:val="BodyText"/>
       </w:pPr>
       <w:r>
-        <w:t xml:space="preserve">Additionally, the defense sought to establish that Detective Theis had failed to interview Alex McDaniels, a gay man, whom detectives learned had been the victim of a homophobic attack from one of the Osundairo brothers. (R 1479</w:t>
-      </w:r>
-      <w:r>
-        <w:noBreakHyphen/>
-      </w:r>
-      <w:r>
-        <w:t xml:space="preserve">1482). During questioning on this issue, the trial court asked defense counsel to “move on” while sustaining hearsay objections, even though the defense never solicited any statements during cross-examination. (R 1479).</w:t>
+        <w:t xml:space="preserve">Additionally, the defense sought to establish that Detective Theis had failed to interview Alex McDaniels, a gay man, whom detectives learned had been the victim of a homophobic attack from one of the Osundairo brothers. (R 1479-⁠1482). During questioning on this issue, the trial court asked defense counsel to “move on” while sustaining hearsay objections, even though the defense never solicited any statements during cross-examination. (R 1479).</w:t>
       </w:r>
       <w:r>
         <w:t xml:space="preserve"> </w:t>
@@ -29205,13 +27693,7 @@
         <w:pStyle w:val="BodyText"/>
       </w:pPr>
       <w:r>
-        <w:t xml:space="preserve">Additionally, while sustaining the OSP’s objection to defense questioning into Detective Theis’ failure to charge the Osundairo brothers with narcotics found in their home, the trial court offered an explanation for the detectives’ decision not to charge when it noted: “You can try different questions. Don’t assume every case and every police officer, that’s not fair. Ask a different question. (R 1551</w:t>
-      </w:r>
-      <w:r>
-        <w:noBreakHyphen/>
-      </w:r>
-      <w:r>
-        <w:t xml:space="preserve">1553). The trial court could have sustained the objection without making remarks about fairness that had the effect of favoring the detective’s investigative decision.</w:t>
+        <w:t xml:space="preserve">Additionally, while sustaining the OSP’s objection to defense questioning into Detective Theis’ failure to charge the Osundairo brothers with narcotics found in their home, the trial court offered an explanation for the detectives’ decision not to charge when it noted: “You can try different questions. Don’t assume every case and every police officer, that’s not fair. Ask a different question. (R 1551-⁠1553). The trial court could have sustained the objection without making remarks about fairness that had the effect of favoring the detective’s investigative decision.</w:t>
       </w:r>
     </w:p>
     <w:p>
@@ -29219,25 +27701,7 @@
         <w:pStyle w:val="BodyText"/>
       </w:pPr>
       <w:r>
-        <w:t xml:space="preserve">Also, during cross examination when the defense attempted to question Detective Theis on his failure to arrest and charge the Osundairo brothers with the contraband (narcotics and guns) found in their home, the trial court, while sustaining objections from the OSP, commented that the defense was going “far afield”, and when the defense tried to make a record, the trial court on several occasions told the defense to “stop arguing” and finally declared “I want finish this witness please.” All these statements were said in the presence of the jury. (R 1552</w:t>
-      </w:r>
-      <w:r>
-        <w:noBreakHyphen/>
-      </w:r>
-      <w:r>
-        <w:t xml:space="preserve">1554). Also, this commentary from the trial judge was particularly egregious because even the trial court had earlier recognized the significance of such contraband cross-examination during motion in Limine discussions prior to trial. (R 816</w:t>
-      </w:r>
-      <w:r>
-        <w:noBreakHyphen/>
-      </w:r>
-      <w:r>
-        <w:t xml:space="preserve">829; R 828</w:t>
-      </w:r>
-      <w:r>
-        <w:noBreakHyphen/>
-      </w:r>
-      <w:r>
-        <w:t xml:space="preserve">829).</w:t>
+        <w:t xml:space="preserve">Also, during cross examination when the defense attempted to question Detective Theis on his failure to arrest and charge the Osundairo brothers with the contraband (narcotics and guns) found in their home, the trial court, while sustaining objections from the OSP, commented that the defense was going “far afield”, and when the defense tried to make a record, the trial court on several occasions told the defense to “stop arguing” and finally declared “I want finish this witness please.” All these statements were said in the presence of the jury. (R 1552-⁠1554). Also, this commentary from the trial judge was particularly egregious because even the trial court had earlier recognized the significance of such contraband cross-examination during motion in Limine discussions prior to trial. (R 816-⁠829; R 828-⁠829).</w:t>
       </w:r>
     </w:p>
     <w:p>
@@ -29245,13 +27709,7 @@
         <w:pStyle w:val="BodyText"/>
       </w:pPr>
       <w:r>
-        <w:t xml:space="preserve">To make matters worse, during the defense cross examination of Ola Osundairo on his homophobic tweets, the judge declared, in front of the jury, that defense counsel was not “focused” and that the issues sought to be cross-examined where “very collateral matters.” (R 2255). Additionally, in response, the defense made an oral motion for a mistrial which the defense maintains was erroneously denied by the trial court. (R 2256</w:t>
-      </w:r>
-      <w:r>
-        <w:noBreakHyphen/>
-      </w:r>
-      <w:r>
-        <w:t xml:space="preserve">2264).</w:t>
+        <w:t xml:space="preserve">To make matters worse, during the defense cross examination of Ola Osundairo on his homophobic tweets, the judge declared, in front of the jury, that defense counsel was not “focused” and that the issues sought to be cross-examined where “very collateral matters.” (R 2255). Additionally, in response, the defense made an oral motion for a mistrial which the defense maintains was erroneously denied by the trial court. (R 2256-⁠2264).</w:t>
       </w:r>
     </w:p>
     <w:p>
@@ -29267,13 +27725,7 @@
         <w:pStyle w:val="BodyText"/>
       </w:pPr>
       <w:r>
-        <w:t xml:space="preserve">The trial court, in front of the jury, again rushed defense counsel’s cross-examination and accused the defense counsel, without justification, of “editorializing” (R 1553</w:t>
-      </w:r>
-      <w:r>
-        <w:noBreakHyphen/>
-      </w:r>
-      <w:r>
-        <w:t xml:space="preserve">1554).</w:t>
+        <w:t xml:space="preserve">The trial court, in front of the jury, again rushed defense counsel’s cross-examination and accused the defense counsel, without justification, of “editorializing” (R 1553-⁠1554).</w:t>
       </w:r>
     </w:p>
     <w:p>
@@ -29564,13 +28016,7 @@
         <w:t xml:space="preserve">See e.g.</w:t>
       </w:r>
       <w:r>
-        <w:t xml:space="preserve">, (C 1639</w:t>
-      </w:r>
-      <w:r>
-        <w:noBreakHyphen/>
-      </w:r>
-      <w:r>
-        <w:t xml:space="preserve">1640) (Footnote 55).</w:t>
+        <w:t xml:space="preserve">, (C 1639-⁠1640) (Footnote 55).</w:t>
       </w:r>
     </w:p>
     <w:p>
@@ -30851,13 +29297,7 @@
         <w:t xml:space="preserve">People v. Davis</w:t>
       </w:r>
       <w:r>
-        <w:t xml:space="preserve">, 231 Ill. 2d 349, 360, 362</w:t>
-      </w:r>
-      <w:r>
-        <w:noBreakHyphen/>
-      </w:r>
-      <w:r>
-        <w:t xml:space="preserve">363 (2008). In evaluating whether a prima facie case exists to show a pattern of racial discrimination, the Court is required to consider seven factors before giving the prosecution an opportunity to offer a race-neutral reason for the strike.</w:t>
+        <w:t xml:space="preserve">, 231 Ill. 2d 349, 360, 362-⁠363 (2008). In evaluating whether a prima facie case exists to show a pattern of racial discrimination, the Court is required to consider seven factors before giving the prosecution an opportunity to offer a race-neutral reason for the strike.</w:t>
       </w:r>
       <w:r>
         <w:t xml:space="preserve"> </w:t>
@@ -30898,151 +29338,7 @@
         <w:t xml:space="preserve"> </w:t>
       </w:r>
       <w:r>
-        <w:t xml:space="preserve">(R 922</w:t>
-      </w:r>
-      <w:r>
-        <w:noBreakHyphen/>
-      </w:r>
-      <w:r>
-        <w:t xml:space="preserve">1047, R 1047</w:t>
-      </w:r>
-      <w:r>
-        <w:noBreakHyphen/>
-      </w:r>
-      <w:r>
-        <w:t xml:space="preserve">1061, R 1062</w:t>
-      </w:r>
-      <w:r>
-        <w:noBreakHyphen/>
-      </w:r>
-      <w:r>
-        <w:t xml:space="preserve">1130, R 1131</w:t>
-      </w:r>
-      <w:r>
-        <w:noBreakHyphen/>
-      </w:r>
-      <w:r>
-        <w:t xml:space="preserve">1147, R 1148</w:t>
-      </w:r>
-      <w:r>
-        <w:noBreakHyphen/>
-      </w:r>
-      <w:r>
-        <w:t xml:space="preserve">1169, R 1170</w:t>
-      </w:r>
-      <w:r>
-        <w:noBreakHyphen/>
-      </w:r>
-      <w:r>
-        <w:t xml:space="preserve">1177, R 1178</w:t>
-      </w:r>
-      <w:r>
-        <w:noBreakHyphen/>
-      </w:r>
-      <w:r>
-        <w:t xml:space="preserve">1179). Second, the trial court seemed to dismiss the prosecution’s pattern of strikes against potential jurors of the same racial and sexual orientation groups as Mr. Smollett. (R 1131</w:t>
-      </w:r>
-      <w:r>
-        <w:noBreakHyphen/>
-      </w:r>
-      <w:r>
-        <w:t xml:space="preserve">1147); (R 1148</w:t>
-      </w:r>
-      <w:r>
-        <w:noBreakHyphen/>
-      </w:r>
-      <w:r>
-        <w:t xml:space="preserve">1169); R 1170</w:t>
-      </w:r>
-      <w:r>
-        <w:noBreakHyphen/>
-      </w:r>
-      <w:r>
-        <w:t xml:space="preserve">1177). Third, the trial court failed to consider the disproportionate use of the prosecution’s peremptory strikes against members of Mr. Smollett’s protected classes. (R 1131</w:t>
-      </w:r>
-      <w:r>
-        <w:noBreakHyphen/>
-      </w:r>
-      <w:r>
-        <w:t xml:space="preserve">1147, R 1170</w:t>
-      </w:r>
-      <w:r>
-        <w:noBreakHyphen/>
-      </w:r>
-      <w:r>
-        <w:t xml:space="preserve">1177). Fourth, the trial court completely overlooked the level of representation of the protected racial group or class in the potential jury venire versus their actual representation in the jury creating a scenario where only one African American juror was empaneled in the already underrepresented presence in the prospective venire. (R 922-R 1130, R 1131-R 1147, R 1148-R 1169, R 1170-R 1177, R 1178-R 1179). Fifth, the trial court improperly dismissed the clearly pretextual reasons the prosecution repeatedly used to excuse their strikes to exclude Mr. Smollett’s protected classes from serving on the jury (R 1131</w:t>
-      </w:r>
-      <w:r>
-        <w:noBreakHyphen/>
-      </w:r>
-      <w:r>
-        <w:t xml:space="preserve">1147, R 1170</w:t>
-      </w:r>
-      <w:r>
-        <w:noBreakHyphen/>
-      </w:r>
-      <w:r>
-        <w:t xml:space="preserve">1177). Sixth, the trial court failed entirely to take into consideration the potential jurors stricken by the prosecution were an otherwise heterogenous group sharing race (or other protected class) as their only common characteristic with the defendant and each other. (R 922</w:t>
-      </w:r>
-      <w:r>
-        <w:noBreakHyphen/>
-      </w:r>
-      <w:r>
-        <w:t xml:space="preserve">1130, R 1131</w:t>
-      </w:r>
-      <w:r>
-        <w:noBreakHyphen/>
-      </w:r>
-      <w:r>
-        <w:t xml:space="preserve">1147, R 1148</w:t>
-      </w:r>
-      <w:r>
-        <w:noBreakHyphen/>
-      </w:r>
-      <w:r>
-        <w:t xml:space="preserve">1169, R 1170</w:t>
-      </w:r>
-      <w:r>
-        <w:noBreakHyphen/>
-      </w:r>
-      <w:r>
-        <w:t xml:space="preserve">1177, R 1178</w:t>
-      </w:r>
-      <w:r>
-        <w:noBreakHyphen/>
-      </w:r>
-      <w:r>
-        <w:t xml:space="preserve">1179). Seventh, the trial court ignored the clear implications of excluding African American representation from a jury on a trial that so heavily included African American persons, from the defendant to the prosecution’s critical witnesses. (R 922</w:t>
-      </w:r>
-      <w:r>
-        <w:noBreakHyphen/>
-      </w:r>
-      <w:r>
-        <w:t xml:space="preserve">1130, R 1131</w:t>
-      </w:r>
-      <w:r>
-        <w:noBreakHyphen/>
-      </w:r>
-      <w:r>
-        <w:t xml:space="preserve">1147, R 1148</w:t>
-      </w:r>
-      <w:r>
-        <w:noBreakHyphen/>
-      </w:r>
-      <w:r>
-        <w:t xml:space="preserve">1169, R 1170</w:t>
-      </w:r>
-      <w:r>
-        <w:noBreakHyphen/>
-      </w:r>
-      <w:r>
-        <w:t xml:space="preserve">1177, R 1178</w:t>
-      </w:r>
-      <w:r>
-        <w:noBreakHyphen/>
-      </w:r>
-      <w:r>
-        <w:t xml:space="preserve">1179).</w:t>
+        <w:t xml:space="preserve">(R 922-⁠1047, R 1047-⁠1061, R 1062-⁠1130, R 1131-⁠1147, R 1148-⁠1169, R 1170-⁠1177, R 1178-⁠1179). Second, the trial court seemed to dismiss the prosecution’s pattern of strikes against potential jurors of the same racial and sexual orientation groups as Mr. Smollett. (R 1131-⁠1147); (R 1148-⁠1169); R 1170-⁠1177). Third, the trial court failed to consider the disproportionate use of the prosecution’s peremptory strikes against members of Mr. Smollett’s protected classes. (R 1131-⁠1147, R 1170-⁠1177). Fourth, the trial court completely overlooked the level of representation of the protected racial group or class in the potential jury venire versus their actual representation in the jury creating a scenario where only one African American juror was empaneled in the already underrepresented presence in the prospective venire. (R 922-R 1130, R 1131-R 1147, R 1148-R 1169, R 1170-R 1177, R 1178-R 1179). Fifth, the trial court improperly dismissed the clearly pretextual reasons the prosecution repeatedly used to excuse their strikes to exclude Mr. Smollett’s protected classes from serving on the jury (R 1131-⁠1147, R 1170-⁠1177). Sixth, the trial court failed entirely to take into consideration the potential jurors stricken by the prosecution were an otherwise heterogenous group sharing race (or other protected class) as their only common characteristic with the defendant and each other. (R 922-⁠1130, R 1131-⁠1147, R 1148-⁠1169, R 1170-⁠1177, R 1178-⁠1179). Seventh, the trial court ignored the clear implications of excluding African American representation from a jury on a trial that so heavily included African American persons, from the defendant to the prosecution’s critical witnesses. (R 922-⁠1130, R 1131-⁠1147, R 1148-⁠1169, R 1170-⁠1177, R 1178-⁠1179).</w:t>
       </w:r>
     </w:p>
     <w:p>
@@ -31050,19 +29346,7 @@
         <w:pStyle w:val="BodyText"/>
       </w:pPr>
       <w:r>
-        <w:t xml:space="preserve">Finally, it is the defense position that Mr. Smollett’s right to a jury of his peers was violated when an alternate was prevented from sitting in the jury even when the necessity for an alternate arose. The first alternate, who was an African American woman, would have replaced a white male juror. (R 1172</w:t>
-      </w:r>
-      <w:r>
-        <w:noBreakHyphen/>
-      </w:r>
-      <w:r>
-        <w:t xml:space="preserve">1174); (R 3260</w:t>
-      </w:r>
-      <w:r>
-        <w:noBreakHyphen/>
-      </w:r>
-      <w:r>
-        <w:t xml:space="preserve">3266).</w:t>
+        <w:t xml:space="preserve">Finally, it is the defense position that Mr. Smollett’s right to a jury of his peers was violated when an alternate was prevented from sitting in the jury even when the necessity for an alternate arose. The first alternate, who was an African American woman, would have replaced a white male juror. (R 1172-⁠1174); (R 3260-⁠3266).</w:t>
       </w:r>
     </w:p>
     <w:p>
@@ -31894,13 +30178,7 @@
         <w:t xml:space="preserve">Hunley</w:t>
       </w:r>
       <w:r>
-        <w:t xml:space="preserve">, 313 Ill. App. 3d at 37</w:t>
-      </w:r>
-      <w:r>
-        <w:noBreakHyphen/>
-      </w:r>
-      <w:r>
-        <w:t xml:space="preserve">38. Additionally, an exhibit admitted into evidence only for purposes of impeachment cannot be given to the jury during their deliberations.</w:t>
+        <w:t xml:space="preserve">, 313 Ill. App. 3d at 37-⁠38. Additionally, an exhibit admitted into evidence only for purposes of impeachment cannot be given to the jury during their deliberations.</w:t>
       </w:r>
       <w:r>
         <w:t xml:space="preserve"> </w:t>
@@ -31934,31 +30212,7 @@
         <w:pStyle w:val="BodyText"/>
       </w:pPr>
       <w:r>
-        <w:t xml:space="preserve">In the present case, prior to the matter being given to the jury for deliberations, the trial court ruled to allow the entirety, rather than a select portion previously shown to the jury for impeachment purposes, of a GMA interview involving Mr. Smollett (R 2974</w:t>
-      </w:r>
-      <w:r>
-        <w:noBreakHyphen/>
-      </w:r>
-      <w:r>
-        <w:t xml:space="preserve">2976; R 3290; R 3291</w:t>
-      </w:r>
-      <w:r>
-        <w:noBreakHyphen/>
-      </w:r>
-      <w:r>
-        <w:t xml:space="preserve">3293); (R 2966</w:t>
-      </w:r>
-      <w:r>
-        <w:noBreakHyphen/>
-      </w:r>
-      <w:r>
-        <w:t xml:space="preserve">3000; R 3285</w:t>
-      </w:r>
-      <w:r>
-        <w:noBreakHyphen/>
-      </w:r>
-      <w:r>
-        <w:t xml:space="preserve">3312).</w:t>
+        <w:t xml:space="preserve">In the present case, prior to the matter being given to the jury for deliberations, the trial court ruled to allow the entirety, rather than a select portion previously shown to the jury for impeachment purposes, of a GMA interview involving Mr. Smollett (R 2974-⁠2976; R 3290; R 3291-⁠3293); (R 2966-⁠3000; R 3285-⁠3312).</w:t>
       </w:r>
     </w:p>
     <w:p>
@@ -31992,19 +30246,7 @@
         <w:t xml:space="preserve">United States v. Sheets</w:t>
       </w:r>
       <w:r>
-        <w:t xml:space="preserve">, No. 95</w:t>
-      </w:r>
-      <w:r>
-        <w:noBreakHyphen/>
-      </w:r>
-      <w:r>
-        <w:t xml:space="preserve">50463, 1996 U.S. App. LEXIS 30004 at *6</w:t>
-      </w:r>
-      <w:r>
-        <w:noBreakHyphen/>
-      </w:r>
-      <w:r>
-        <w:t xml:space="preserve">7 (9th Cir. Nov. 15, 1996) (“Videotape testimony is inherently more susceptible of undue emphasis by the jury because it is the functional equivalent of live testimony”).</w:t>
+        <w:t xml:space="preserve">, No. 95-⁠50463, 1996 U.S. App. LEXIS 30004 at *6-⁠7 (9th Cir. Nov. 15, 1996) (“Videotape testimony is inherently more susceptible of undue emphasis by the jury because it is the functional equivalent of live testimony”).</w:t>
       </w:r>
     </w:p>
     <w:p>
@@ -32674,9 +30916,7 @@
           <w:b/>
           <w:bCs/>
         </w:rPr>
-        <w:t xml:space="preserve">COVID</w:t>
-        <w:noBreakHyphen/>
-        <w:t xml:space="preserve">19</w:t>
+        <w:t xml:space="preserve">COVID-⁠19</w:t>
       </w:r>
       <w:r>
         <w:rPr>
@@ -33313,13 +31553,7 @@
         <w:t xml:space="preserve">People v. Thompson</w:t>
       </w:r>
       <w:r>
-        <w:t xml:space="preserve">, 238 Ill. 2d 598, 608</w:t>
-      </w:r>
-      <w:r>
-        <w:noBreakHyphen/>
-      </w:r>
-      <w:r>
-        <w:t xml:space="preserve">09 (2010). Likewise, this constitutional guarantee of a free and public trial also applies to the voir dire portion of a jury trial.</w:t>
+        <w:t xml:space="preserve">, 238 Ill. 2d 598, 608-⁠09 (2010). Likewise, this constitutional guarantee of a free and public trial also applies to the voir dire portion of a jury trial.</w:t>
       </w:r>
       <w:r>
         <w:t xml:space="preserve"> </w:t>
@@ -33467,25 +31701,7 @@
         <w:pStyle w:val="BodyText"/>
       </w:pPr>
       <w:r>
-        <w:t xml:space="preserve">In the present case, Mr. Smollett’s Sixth Amendment right to a public trial was violated. For instance, prior to Mr. Smollett’s trial, the trial court created a COVID</w:t>
-      </w:r>
-      <w:r>
-        <w:noBreakHyphen/>
-      </w:r>
-      <w:r>
-        <w:t xml:space="preserve">19 capacity limit which was arbitrarily enforced. (C 1667</w:t>
-      </w:r>
-      <w:r>
-        <w:noBreakHyphen/>
-      </w:r>
-      <w:r>
-        <w:t xml:space="preserve">1668); (C 1669</w:t>
-      </w:r>
-      <w:r>
-        <w:noBreakHyphen/>
-      </w:r>
-      <w:r>
-        <w:t xml:space="preserve">1670).</w:t>
+        <w:t xml:space="preserve">In the present case, Mr. Smollett’s Sixth Amendment right to a public trial was violated. For instance, prior to Mr. Smollett’s trial, the trial court created a COVID-⁠19 capacity limit which was arbitrarily enforced. (C 1667-⁠1668); (C 1669-⁠1670).</w:t>
       </w:r>
     </w:p>
     <w:p>
@@ -33583,19 +31799,7 @@
         <w:pStyle w:val="BodyText"/>
       </w:pPr>
       <w:r>
-        <w:t xml:space="preserve">During the Voir Dire process, the trial court barred members of the public from being inside the courtroom due to Covid 19 concerns. (C 1677</w:t>
-      </w:r>
-      <w:r>
-        <w:noBreakHyphen/>
-      </w:r>
-      <w:r>
-        <w:t xml:space="preserve">1680); (R 920</w:t>
-      </w:r>
-      <w:r>
-        <w:noBreakHyphen/>
-      </w:r>
-      <w:r>
-        <w:t xml:space="preserve">922).</w:t>
+        <w:t xml:space="preserve">During the Voir Dire process, the trial court barred members of the public from being inside the courtroom due to Covid 19 concerns. (C 1677-⁠1680); (R 920-⁠922).</w:t>
       </w:r>
     </w:p>
     <w:p>
@@ -33603,31 +31807,7 @@
         <w:pStyle w:val="BodyText"/>
       </w:pPr>
       <w:r>
-        <w:t xml:space="preserve">The defense does not now challenge the COVID 19 protocols which the defense had agreed to. However, having the public removed from the courtroom during voir dire was never discussed in any of the trial court’s exchanges with attorneys prior to the start of voir dire. (C 1667</w:t>
-      </w:r>
-      <w:r>
-        <w:noBreakHyphen/>
-      </w:r>
-      <w:r>
-        <w:t xml:space="preserve">1676); (R 863</w:t>
-      </w:r>
-      <w:r>
-        <w:noBreakHyphen/>
-      </w:r>
-      <w:r>
-        <w:t xml:space="preserve">882); (R 921</w:t>
-      </w:r>
-      <w:r>
-        <w:noBreakHyphen/>
-      </w:r>
-      <w:r>
-        <w:t xml:space="preserve">922). And allowing the members of the public to watch the voir dire proceedings via the courtroom open door and in the hallways was not a reasonable alternative in protecting Mr. Smollett’s right to a public trial. (C 1677</w:t>
-      </w:r>
-      <w:r>
-        <w:noBreakHyphen/>
-      </w:r>
-      <w:r>
-        <w:t xml:space="preserve">1680). The reasonable alternative would have been to create an overflow courtroom with a live feed (which was done 5 days into the trial, C 1680).</w:t>
+        <w:t xml:space="preserve">The defense does not now challenge the COVID 19 protocols which the defense had agreed to. However, having the public removed from the courtroom during voir dire was never discussed in any of the trial court’s exchanges with attorneys prior to the start of voir dire. (C 1667-⁠1676); (R 863-⁠882); (R 921-⁠922). And allowing the members of the public to watch the voir dire proceedings via the courtroom open door and in the hallways was not a reasonable alternative in protecting Mr. Smollett’s right to a public trial. (C 1677-⁠1680). The reasonable alternative would have been to create an overflow courtroom with a live feed (which was done 5 days into the trial, C 1680).</w:t>
       </w:r>
       <w:r>
         <w:t xml:space="preserve"> </w:t>
@@ -33723,19 +31903,7 @@
         <w:pStyle w:val="BodyText"/>
       </w:pPr>
       <w:r>
-        <w:t xml:space="preserve">The defense does not challenge the trial court’s COVID</w:t>
-      </w:r>
-      <w:r>
-        <w:noBreakHyphen/>
-      </w:r>
-      <w:r>
-        <w:t xml:space="preserve">19 capacity protocol, but rather, the protocol’s arbitrary enforcement (C 1677</w:t>
-      </w:r>
-      <w:r>
-        <w:noBreakHyphen/>
-      </w:r>
-      <w:r>
-        <w:t xml:space="preserve">1680).</w:t>
+        <w:t xml:space="preserve">The defense does not challenge the trial court’s COVID-⁠19 capacity protocol, but rather, the protocol’s arbitrary enforcement (C 1677-⁠1680).</w:t>
       </w:r>
     </w:p>
     <w:p>
@@ -33905,13 +32073,7 @@
         <w:pStyle w:val="BodyText"/>
       </w:pPr>
       <w:r>
-        <w:t xml:space="preserve">On December 2021, a Chicago Tribune news report detailed how Ms. Ambrell Gambrell (“Bella BAHHS”), one of Mr. Smollett’s guests, was barred by the trial court, from the courtroom, for two days, after giving a media interview where she criticized the Chicago police (C 1663</w:t>
-      </w:r>
-      <w:r>
-        <w:noBreakHyphen/>
-      </w:r>
-      <w:r>
-        <w:t xml:space="preserve">1666);</w:t>
+        <w:t xml:space="preserve">On December 2021, a Chicago Tribune news report detailed how Ms. Ambrell Gambrell (“Bella BAHHS”), one of Mr. Smollett’s guests, was barred by the trial court, from the courtroom, for two days, after giving a media interview where she criticized the Chicago police (C 1663-⁠1666);</w:t>
       </w:r>
       <w:r>
         <w:t xml:space="preserve"> </w:t>
@@ -35216,25 +33378,7 @@
         <w:pStyle w:val="BodyText"/>
       </w:pPr>
       <w:r>
-        <w:t xml:space="preserve">In the present case, instances of prosecutorial misconduct were clear and egregious. For example, Mr. Moore was an independent eyewitness who saw the assailants who attacked Mr. Smollett. (R 2500</w:t>
-      </w:r>
-      <w:r>
-        <w:noBreakHyphen/>
-      </w:r>
-      <w:r>
-        <w:t xml:space="preserve">2537). In his initial statements to police, Mr. Moore described one of these attackers to be a white man. (R 2507). However, after meeting with the OSP, Mr. Moore eventually signed a statement written by the OSP that it was “possible but not probable” that the attacker was probably black. (R 2510; R 2511</w:t>
-      </w:r>
-      <w:r>
-        <w:noBreakHyphen/>
-      </w:r>
-      <w:r>
-        <w:t xml:space="preserve">2516). When the defense asked Mr. Moore to explain his inconsistent statements, Mr. Moore stated under oath that he was “pressured” by one of the OSP prosecutors to change his original statements. (R 2514</w:t>
-      </w:r>
-      <w:r>
-        <w:noBreakHyphen/>
-      </w:r>
-      <w:r>
-        <w:t xml:space="preserve">2515). When the defense asked Mr. Moore if would be able to recognize the prosecutor who had pressured him, Mr. Moore identified one of the OSP prosecutors in open court as the prosecutor who had pressured him. (R 2515).</w:t>
+        <w:t xml:space="preserve">In the present case, instances of prosecutorial misconduct were clear and egregious. For example, Mr. Moore was an independent eyewitness who saw the assailants who attacked Mr. Smollett. (R 2500-⁠2537). In his initial statements to police, Mr. Moore described one of these attackers to be a white man. (R 2507). However, after meeting with the OSP, Mr. Moore eventually signed a statement written by the OSP that it was “possible but not probable” that the attacker was probably black. (R 2510; R 2511-⁠2516). When the defense asked Mr. Moore to explain his inconsistent statements, Mr. Moore stated under oath that he was “pressured” by one of the OSP prosecutors to change his original statements. (R 2514-⁠2515). When the defense asked Mr. Moore if would be able to recognize the prosecutor who had pressured him, Mr. Moore identified one of the OSP prosecutors in open court as the prosecutor who had pressured him. (R 2515).</w:t>
       </w:r>
     </w:p>
     <w:p>
@@ -35242,25 +33386,7 @@
         <w:pStyle w:val="BodyText"/>
       </w:pPr>
       <w:r>
-        <w:t xml:space="preserve">The fair trial implications are obvious. For example, Mr. Moore’s credibility was likely negatively impacted in front of the jury due to having inconsistent statements. Additionally, Mr. Smollett’s testimony that one of his attackers had pale skin loses corroboration if the jury viewed Mr. Moore’s testimony as inconsistent. (R 1275, R 1438</w:t>
-      </w:r>
-      <w:r>
-        <w:noBreakHyphen/>
-      </w:r>
-      <w:r>
-        <w:t xml:space="preserve">1444; R 1540; R 1651</w:t>
-      </w:r>
-      <w:r>
-        <w:noBreakHyphen/>
-      </w:r>
-      <w:r>
-        <w:t xml:space="preserve">1652; R 1674; R 1684; R 1708; R 1730; R 1732; R 2904</w:t>
-      </w:r>
-      <w:r>
-        <w:noBreakHyphen/>
-      </w:r>
-      <w:r>
-        <w:t xml:space="preserve">2906; R 291).</w:t>
+        <w:t xml:space="preserve">The fair trial implications are obvious. For example, Mr. Moore’s credibility was likely negatively impacted in front of the jury due to having inconsistent statements. Additionally, Mr. Smollett’s testimony that one of his attackers had pale skin loses corroboration if the jury viewed Mr. Moore’s testimony as inconsistent. (R 1275, R 1438-⁠1444; R 1540; R 1651-⁠1652; R 1674; R 1684; R 1708; R 1730; R 1732; R 2904-⁠2906; R 291).</w:t>
       </w:r>
     </w:p>
     <w:p>
@@ -35268,13 +33394,7 @@
         <w:pStyle w:val="BodyText"/>
       </w:pPr>
       <w:r>
-        <w:t xml:space="preserve">After Mr. Moore’s testimony, the defense made a motion to disqualify the identified OSP prosecutor, which the trial court denied. (R 2821</w:t>
-      </w:r>
-      <w:r>
-        <w:noBreakHyphen/>
-      </w:r>
-      <w:r>
-        <w:t xml:space="preserve">2825). This motion should have been granted since the prosecutor in question had essentially turned into a witness.</w:t>
+        <w:t xml:space="preserve">After Mr. Moore’s testimony, the defense made a motion to disqualify the identified OSP prosecutor, which the trial court denied. (R 2821-⁠2825). This motion should have been granted since the prosecutor in question had essentially turned into a witness.</w:t>
       </w:r>
       <w:r>
         <w:t xml:space="preserve"> </w:t>
@@ -35522,13 +33642,7 @@
         <w:t xml:space="preserve">Giangrande</w:t>
       </w:r>
       <w:r>
-        <w:t xml:space="preserve">, 101 Ill. App. 3d at 401</w:t>
-      </w:r>
-      <w:r>
-        <w:noBreakHyphen/>
-      </w:r>
-      <w:r>
-        <w:t xml:space="preserve">405. By arguing to the jury that the counsel for the defendant failed to prove a fact or produce evidence that defendant had absolutely no burden to prove, the prosecutor implied that Mr. Smollett was required to prove his own innocence. That implication alone is sufficient to result in substantial prejudice to the defendant.</w:t>
+        <w:t xml:space="preserve">, 101 Ill. App. 3d at 401-⁠405. By arguing to the jury that the counsel for the defendant failed to prove a fact or produce evidence that defendant had absolutely no burden to prove, the prosecutor implied that Mr. Smollett was required to prove his own innocence. That implication alone is sufficient to result in substantial prejudice to the defendant.</w:t>
       </w:r>
       <w:r>
         <w:t xml:space="preserve"> </w:t>
@@ -35673,13 +33787,7 @@
         <w:t xml:space="preserve">Doyle v. Ohio</w:t>
       </w:r>
       <w:r>
-        <w:t xml:space="preserve">, 426 U.S. 610, 617</w:t>
-      </w:r>
-      <w:r>
-        <w:noBreakHyphen/>
-      </w:r>
-      <w:r>
-        <w:t xml:space="preserve">618 (1976).</w:t>
+        <w:t xml:space="preserve">, 426 U.S. 610, 617-⁠618 (1976).</w:t>
       </w:r>
     </w:p>
     <w:p>
@@ -35729,13 +33837,7 @@
         <w:t xml:space="preserve">People v. Sanchez</w:t>
       </w:r>
       <w:r>
-        <w:t xml:space="preserve">, 392 Ill. App. 3d 1096, 1096</w:t>
-      </w:r>
-      <w:r>
-        <w:noBreakHyphen/>
-      </w:r>
-      <w:r>
-        <w:t xml:space="preserve">1097 (3d Dist. 2009).</w:t>
+        <w:t xml:space="preserve">, 392 Ill. App. 3d 1096, 1096-⁠1097 (3d Dist. 2009).</w:t>
       </w:r>
     </w:p>
     <w:p>
@@ -35759,13 +33861,7 @@
         <w:t xml:space="preserve"> </w:t>
       </w:r>
       <w:r>
-        <w:t xml:space="preserve">on two separate occasions. The first occurred during the direct examination of prosecution witness Detective Theis, where the prosecution asked a series of questions as to whether Defendant “ever” made statements regarding the Osundairo brothers having done “nothing wrong” or any statements where Defendant “came clean”. (R 1431</w:t>
-      </w:r>
-      <w:r>
-        <w:noBreakHyphen/>
-      </w:r>
-      <w:r>
-        <w:t xml:space="preserve">1432). This line of questioning directly violates the Defendant’s Due Process rights by allowing the prosecution to “impeach” the Defendant’s exculpatory testimony told for the first time at trial.</w:t>
+        <w:t xml:space="preserve">on two separate occasions. The first occurred during the direct examination of prosecution witness Detective Theis, where the prosecution asked a series of questions as to whether Defendant “ever” made statements regarding the Osundairo brothers having done “nothing wrong” or any statements where Defendant “came clean”. (R 1431-⁠1432). This line of questioning directly violates the Defendant’s Due Process rights by allowing the prosecution to “impeach” the Defendant’s exculpatory testimony told for the first time at trial.</w:t>
       </w:r>
       <w:r>
         <w:t xml:space="preserve"> </w:t>
@@ -35786,13 +33882,7 @@
         <w:pStyle w:val="BodyText"/>
       </w:pPr>
       <w:r>
-        <w:t xml:space="preserve">The second instance occurred when the Prosecution asked Abimbola Osundairo if Defendant “ever made a statement to the public where he admitted that the hate crime was a hoax.” (R 1984</w:t>
-      </w:r>
-      <w:r>
-        <w:noBreakHyphen/>
-      </w:r>
-      <w:r>
-        <w:t xml:space="preserve">1985). Again, Illinois Courts have held that a prosecutor’s line of questioning suggesting that “defendant’s trial testimony was fabricated because he could have told the police officers the same story during the investigation but did not” was specifically improper.</w:t>
+        <w:t xml:space="preserve">The second instance occurred when the Prosecution asked Abimbola Osundairo if Defendant “ever made a statement to the public where he admitted that the hate crime was a hoax.” (R 1984-⁠1985). Again, Illinois Courts have held that a prosecutor’s line of questioning suggesting that “defendant’s trial testimony was fabricated because he could have told the police officers the same story during the investigation but did not” was specifically improper.</w:t>
       </w:r>
       <w:r>
         <w:t xml:space="preserve"> </w:t>
@@ -36117,11 +34207,7 @@
               <w:t xml:space="preserve"> </w:t>
             </w:r>
             <w:r>
-              <w:t xml:space="preserve">312</w:t>
-              <w:noBreakHyphen/>
-              <w:t xml:space="preserve">380</w:t>
-              <w:noBreakHyphen/>
-              <w:t xml:space="preserve">5341</w:t>
+              <w:t xml:space="preserve">312-⁠380-⁠5341</w:t>
             </w:r>
           </w:p>
           <w:p>
@@ -36939,11 +35025,7 @@
               <w:t xml:space="preserve"> </w:t>
             </w:r>
             <w:r>
-              <w:t xml:space="preserve">312</w:t>
-              <w:noBreakHyphen/>
-              <w:t xml:space="preserve">380</w:t>
-              <w:noBreakHyphen/>
-              <w:t xml:space="preserve">5341</w:t>
+              <w:t xml:space="preserve">312-⁠380-⁠5341</w:t>
             </w:r>
           </w:p>
           <w:p>
@@ -37100,13 +35182,7 @@
         <w:t xml:space="preserve">People v. Friedman</w:t>
       </w:r>
       <w:r>
-        <w:t xml:space="preserve">, 79 Ill. 2d 341, 351</w:t>
-      </w:r>
-      <w:r>
-        <w:noBreakHyphen/>
-      </w:r>
-      <w:r>
-        <w:t xml:space="preserve">52 (1980), held that “the fact that the party to whom this statement was made did not have the actual authority to enter negotiation is not, standing by itself, sufficient to render the statement admissible. Defendant could have reasonably assumed that Kaiser was an appropriate party to whom he could convey his offer to bargain.”</w:t>
+        <w:t xml:space="preserve">, 79 Ill. 2d 341, 351-⁠52 (1980), held that “the fact that the party to whom this statement was made did not have the actual authority to enter negotiation is not, standing by itself, sufficient to render the statement admissible. Defendant could have reasonably assumed that Kaiser was an appropriate party to whom he could convey his offer to bargain.”</w:t>
       </w:r>
     </w:p>
   </w:footnote>
@@ -37362,13 +35438,7 @@
         <w:t xml:space="preserve">See United States ex rel. Marcus v. Hess</w:t>
       </w:r>
       <w:r>
-        <w:t xml:space="preserve">, 317 U.S. 537, 548</w:t>
-      </w:r>
-      <w:r>
-        <w:noBreakHyphen/>
-      </w:r>
-      <w:r>
-        <w:t xml:space="preserve">49 (1943) (“[C]riminal punishment ⁠. ⁠. ⁠. subject[s] the defendant to ’jeopardy’ within the constitutional meaning.”). The Illinois Supreme Court has recognized that double punishment is distinct from the other double jeopardy protections.</w:t>
+        <w:t xml:space="preserve">, 317 U.S. 537, 548-⁠49 (1943) (“[C]riminal punishment ⁠. ⁠. ⁠. subject[s] the defendant to ’jeopardy’ within the constitutional meaning.”). The Illinois Supreme Court has recognized that double punishment is distinct from the other double jeopardy protections.</w:t>
       </w:r>
       <w:r>
         <w:t xml:space="preserve"> </w:t>
@@ -37400,13 +35470,7 @@
         <w:t xml:space="preserve"> </w:t>
       </w:r>
       <w:r>
-        <w:t xml:space="preserve">(SUP2 C 7</w:t>
-      </w:r>
-      <w:r>
-        <w:noBreakHyphen/>
-      </w:r>
-      <w:r>
-        <w:t xml:space="preserve">29, SUP2 C 30, SUP2 C 88).</w:t>
+        <w:t xml:space="preserve">(SUP2 C 7-⁠29, SUP2 C 30, SUP2 C 88).</w:t>
       </w:r>
     </w:p>
   </w:footnote>
@@ -37444,19 +35508,7 @@
         <w:t xml:space="preserve"> </w:t>
       </w:r>
       <w:r>
-        <w:t xml:space="preserve">Though the trial court’s order called for the disclosure of the conflict, the OSP at the March 19, 2021 status hearing, claimed that issues might arise due to privilege. As a result, the trial court appeared to go back on its order for the disclosure of the conflict, while insisting on only hearing whether there was enough conversation that triggered the formation of an attorney-client relationship. (R 441</w:t>
-      </w:r>
-      <w:r>
-        <w:noBreakHyphen/>
-      </w:r>
-      <w:r>
-        <w:t xml:space="preserve">446). The court again reiterated this new position during the April 6, 2021 status hearing. (R 461</w:t>
-      </w:r>
-      <w:r>
-        <w:noBreakHyphen/>
-      </w:r>
-      <w:r>
-        <w:t xml:space="preserve">462).</w:t>
+        <w:t xml:space="preserve">Though the trial court’s order called for the disclosure of the conflict, the OSP at the March 19, 2021 status hearing, claimed that issues might arise due to privilege. As a result, the trial court appeared to go back on its order for the disclosure of the conflict, while insisting on only hearing whether there was enough conversation that triggered the formation of an attorney-client relationship. (R 441-⁠446). The court again reiterated this new position during the April 6, 2021 status hearing. (R 461-⁠462).</w:t>
       </w:r>
     </w:p>
   </w:footnote>
@@ -37475,13 +35527,7 @@
         <w:t xml:space="preserve"> </w:t>
       </w:r>
       <w:r>
-        <w:t xml:space="preserve">On the May 4, 2021, status hearing, the trial court had warned the OSP that discussing subject matters alone was not enough to meet their burden. (R 533; R 531</w:t>
-      </w:r>
-      <w:r>
-        <w:noBreakHyphen/>
-      </w:r>
-      <w:r>
-        <w:t xml:space="preserve">535). During the evidentiary hearing, the trial court changed course when it sustained objections to defense attorneys’ line of questioning into the specifics of the alleged conflict and when it allowed the OSP to essentially inquire into subject matter topics only.</w:t>
+        <w:t xml:space="preserve">On the May 4, 2021, status hearing, the trial court had warned the OSP that discussing subject matters alone was not enough to meet their burden. (R 533; R 531-⁠535). During the evidentiary hearing, the trial court changed course when it sustained objections to defense attorneys’ line of questioning into the specifics of the alleged conflict and when it allowed the OSP to essentially inquire into subject matter topics only.</w:t>
       </w:r>
     </w:p>
   </w:footnote>
@@ -37532,19 +35578,7 @@
         <w:t xml:space="preserve">See</w:t>
       </w:r>
       <w:r>
-        <w:t xml:space="preserve">, 720 ILCS 5/26</w:t>
-      </w:r>
-      <w:r>
-        <w:noBreakHyphen/>
-      </w:r>
-      <w:r>
-        <w:t xml:space="preserve">1 (B); (SUP C 1722</w:t>
-      </w:r>
-      <w:r>
-        <w:noBreakHyphen/>
-      </w:r>
-      <w:r>
-        <w:t xml:space="preserve">1723); (R 3510).</w:t>
+        <w:t xml:space="preserve">, 720 ILCS 5/26-⁠1 (B); (SUP C 1722-⁠1723); (R 3510).</w:t>
       </w:r>
     </w:p>
   </w:footnote>
@@ -38403,7 +36437,7 @@
     <w:qFormat/>
     <w:pPr>
       <w:keepLines/>
-      <w:spacing w:before="0" w:after="140" w:line="276" w:lineRule="exact"/>
+      <w:spacing w:before="46" w:after="140" w:line="276" w:lineRule="exact"/>
     </w:pPr>
     <w:rPr>
       <w:sz w:val="24"/>
